--- a/ADG/06장/6장_실습문제_정답.docx
+++ b/ADG/06장/6장_실습문제_정답.docx
@@ -34,7 +34,7 @@
           <w:b/>
           <w:sz w:val="21"/>
         </w:rPr>
-        <w:t>[하-01] 정답: ① 데이터베이스 파일의 이름과 위치</w:t>
+        <w:t>[하-01] 정답: ③ 데이터베이스 파일의 이름과 위치</w:t>
       </w:r>
     </w:p>
     <w:p>
@@ -53,7 +53,7 @@
           <w:b/>
           <w:sz w:val="21"/>
         </w:rPr>
-        <w:t>[하-02] 정답: ① DB_CREATE_FILE_DEST</w:t>
+        <w:t>[하-02] 정답: ③ DB_CREATE_FILE_DEST</w:t>
       </w:r>
     </w:p>
     <w:p>
@@ -72,7 +72,7 @@
           <w:b/>
           <w:sz w:val="21"/>
         </w:rPr>
-        <w:t>[하-03] 정답: ① /u03/app/oracle/oradata</w:t>
+        <w:t>[하-03] 정답: ② /u03/app/oracle/oradata</w:t>
       </w:r>
     </w:p>
     <w:p>
@@ -91,7 +91,7 @@
           <w:b/>
           <w:sz w:val="21"/>
         </w:rPr>
-        <w:t>[하-04] 정답: ① DORECOVER</w:t>
+        <w:t>[하-04] 정답: ③ DORECOVER</w:t>
       </w:r>
     </w:p>
     <w:p>
@@ -110,7 +110,7 @@
           <w:b/>
           <w:sz w:val="21"/>
         </w:rPr>
-        <w:t>[하-05] 정답: ① OMF 파일 이름에 유일 문자열이 들어가 겹칠 수 없다</w:t>
+        <w:t>[하-05] 정답: ③ OMF 파일 이름에 유일 문자열이 들어가 겹칠 수 없다</w:t>
       </w:r>
     </w:p>
     <w:p>
@@ -148,7 +148,7 @@
           <w:b/>
           <w:sz w:val="21"/>
         </w:rPr>
-        <w:t>[하-07] 정답: ① BOSTON</w:t>
+        <w:t>[하-07] 정답: ② BOSTON</w:t>
       </w:r>
     </w:p>
     <w:p>
@@ -167,7 +167,7 @@
           <w:b/>
           <w:sz w:val="21"/>
         </w:rPr>
-        <w:t>[하-08] 정답: ① DB_UNIQUE_NAME을 대문자로 바꾼 것</w:t>
+        <w:t>[하-08] 정답: ④ DB_UNIQUE_NAME을 대문자로 바꾼 것</w:t>
       </w:r>
     </w:p>
     <w:p>
@@ -186,7 +186,7 @@
           <w:b/>
           <w:sz w:val="21"/>
         </w:rPr>
-        <w:t>[하-09] 정답: ① o1_mf</w:t>
+        <w:t>[하-09] 정답: ③ o1_mf</w:t>
       </w:r>
     </w:p>
     <w:p>
@@ -205,7 +205,7 @@
           <w:b/>
           <w:sz w:val="21"/>
         </w:rPr>
-        <w:t>[하-10] 정답: ① 테이블스페이스 이름</w:t>
+        <w:t>[하-10] 정답: ③ 테이블스페이스 이름</w:t>
       </w:r>
     </w:p>
     <w:p>
@@ -243,7 +243,7 @@
           <w:b/>
           <w:sz w:val="21"/>
         </w:rPr>
-        <w:t>[하-12] 정답: ① PDB의 GUID</w:t>
+        <w:t>[하-12] 정답: ② PDB의 GUID</w:t>
       </w:r>
     </w:p>
     <w:p>
@@ -281,7 +281,7 @@
           <w:b/>
           <w:sz w:val="21"/>
         </w:rPr>
-        <w:t>[하-14] 정답: ① Primary와 같다 (1852041610)</w:t>
+        <w:t>[하-14] 정답: ④ Primary와 같다 (1852041610)</w:t>
       </w:r>
     </w:p>
     <w:p>
@@ -319,7 +319,7 @@
           <w:b/>
           <w:sz w:val="21"/>
         </w:rPr>
-        <w:t>[하-16] 정답: ① 가능하다</w:t>
+        <w:t>[하-16] 정답: ④ 가능하다</w:t>
       </w:r>
     </w:p>
     <w:p>
@@ -338,7 +338,7 @@
           <w:b/>
           <w:sz w:val="21"/>
         </w:rPr>
-        <w:t>[하-17] 정답: ① MOUNTED</w:t>
+        <w:t>[하-17] 정답: ④ MOUNTED</w:t>
       </w:r>
     </w:p>
     <w:p>
@@ -357,7 +357,7 @@
           <w:b/>
           <w:sz w:val="21"/>
         </w:rPr>
-        <w:t>[하-18] 정답: ① 컨트롤 파일 (경로를 SET으로 지정할 경우)</w:t>
+        <w:t>[하-18] 정답: ④ 컨트롤 파일 (경로를 SET으로 지정할 경우)</w:t>
       </w:r>
     </w:p>
     <w:p>
@@ -376,7 +376,7 @@
           <w:b/>
           <w:sz w:val="21"/>
         </w:rPr>
-        <w:t>[하-19] 정답: ① FRA — 아카이브 로그, 백업, 플래시백 로그</w:t>
+        <w:t>[하-19] 정답: ④ FRA — 아카이브 로그, 백업, 플래시백 로그</w:t>
       </w:r>
     </w:p>
     <w:p>
@@ -395,7 +395,7 @@
           <w:b/>
           <w:sz w:val="21"/>
         </w:rPr>
-        <w:t>[하-20] 정답: ① 15GB (15,360MB)</w:t>
+        <w:t>[하-20] 정답: ② 15GB (15,360MB)</w:t>
       </w:r>
     </w:p>
     <w:p>
@@ -422,7 +422,7 @@
           <w:b/>
           <w:sz w:val="21"/>
         </w:rPr>
-        <w:t>[중-01] 정답: ① 인스턴스가 뜨지 않는다</w:t>
+        <w:t>[중-01] 정답: ② 인스턴스가 뜨지 않는다</w:t>
       </w:r>
     </w:p>
     <w:p>
@@ -441,7 +441,7 @@
           <w:b/>
           <w:sz w:val="21"/>
         </w:rPr>
-        <w:t>[중-02] 정답: ① ORA-01261 + ORA-01262 + ORA-01034</w:t>
+        <w:t>[중-02] 정답: ③ ORA-01261 + ORA-01262 + ORA-01034</w:t>
       </w:r>
     </w:p>
     <w:p>
@@ -460,7 +460,7 @@
           <w:b/>
           <w:sz w:val="21"/>
         </w:rPr>
-        <w:t>[중-03] 정답: ① ENOENT — 경로가 없다</w:t>
+        <w:t>[중-03] 정답: ③ ENOENT — 경로가 없다</w:t>
       </w:r>
     </w:p>
     <w:p>
@@ -479,7 +479,7 @@
           <w:b/>
           <w:sz w:val="21"/>
         </w:rPr>
-        <w:t>[중-04] 정답: ① RMAN-03002: failure of allocate command</w:t>
+        <w:t>[중-04] 정답: ② RMAN-03002: failure of allocate command</w:t>
       </w:r>
     </w:p>
     <w:p>
@@ -498,7 +498,7 @@
           <w:b/>
           <w:sz w:val="21"/>
         </w:rPr>
-        <w:t>[중-05] 정답: ① SGA가 없다 — 인스턴스가 뜨지 않았다</w:t>
+        <w:t>[중-05] 정답: ④ SGA가 없다 — 인스턴스가 뜨지 않았다</w:t>
       </w:r>
     </w:p>
     <w:p>
@@ -517,7 +517,7 @@
           <w:b/>
           <w:sz w:val="21"/>
         </w:rPr>
-        <w:t>[중-06] 정답: ① 5장의 첫 번째 실패와 동일한 RMAN-05538 + RMAN-05001</w:t>
+        <w:t>[중-06] 정답: ② 5장의 첫 번째 실패와 동일한 RMAN-05538 + RMAN-05001</w:t>
       </w:r>
     </w:p>
     <w:p>
@@ -536,7 +536,7 @@
           <w:b/>
           <w:sz w:val="21"/>
         </w:rPr>
-        <w:t>[중-07] 정답: ① DB_CREATE_FILE_DEST와 DB_FILE_NAME_CONVERT는 같은 질문의 두 대답이다</w:t>
+        <w:t>[중-07] 정답: ② DB_CREATE_FILE_DEST와 DB_FILE_NAME_CONVERT는 같은 질문의 두 대답이다</w:t>
       </w:r>
     </w:p>
     <w:p>
@@ -555,7 +555,7 @@
           <w:b/>
           <w:sz w:val="21"/>
         </w:rPr>
-        <w:t>[중-08] 정답: ① 그룹 7개에 멤버가 2개씩이기 때문</w:t>
+        <w:t>[중-08] 정답: ③ 그룹 7개에 멤버가 2개씩이기 때문</w:t>
       </w:r>
     </w:p>
     <w:p>
@@ -612,7 +612,7 @@
           <w:b/>
           <w:sz w:val="21"/>
         </w:rPr>
-        <w:t>[중-11] 정답: ① DB_CREATE_ONLINE_LOG_DEST_1을 하나만 명시한다</w:t>
+        <w:t>[중-11] 정답: ④ DB_CREATE_ONLINE_LOG_DEST_1을 하나만 명시한다</w:t>
       </w:r>
     </w:p>
     <w:p>
@@ -631,7 +631,7 @@
           <w:b/>
           <w:sz w:val="21"/>
         </w:rPr>
-        <w:t>[중-12] 정답: ① Primary 값이 그대로 상속되어 Chicago 경로를 가리킨다</w:t>
+        <w:t>[중-12] 정답: ② Primary 값이 그대로 상속되어 Chicago 경로를 가리킨다</w:t>
       </w:r>
     </w:p>
     <w:p>
@@ -650,7 +650,7 @@
           <w:b/>
           <w:sz w:val="21"/>
         </w:rPr>
-        <w:t>[중-13] 정답: ① 값이 비어 있을 때만</w:t>
+        <w:t>[중-13] 정답: ③ 값이 비어 있을 때만</w:t>
       </w:r>
     </w:p>
     <w:p>
@@ -669,7 +669,7 @@
           <w:b/>
           <w:sz w:val="21"/>
         </w:rPr>
-        <w:t>[중-14] 정답: ① SPFILE (정적 파라미터이므로)</w:t>
+        <w:t>[중-14] 정답: ② SPFILE (정적 파라미터이므로)</w:t>
       </w:r>
     </w:p>
     <w:p>
@@ -745,7 +745,7 @@
           <w:b/>
           <w:sz w:val="21"/>
         </w:rPr>
-        <w:t>[중-18] 정답: ① ORA-16000 — 읽기 전용이다</w:t>
+        <w:t>[중-18] 정답: ② ORA-16000 — 읽기 전용이다</w:t>
       </w:r>
     </w:p>
     <w:p>
@@ -764,7 +764,7 @@
           <w:b/>
           <w:sz w:val="21"/>
         </w:rPr>
-        <w:t>[중-19] 정답: ① ORA-02236 — 파일 이름이 없다</w:t>
+        <w:t>[중-19] 정답: ② ORA-02236 — 파일 이름이 없다</w:t>
       </w:r>
     </w:p>
     <w:p>
@@ -810,7 +810,7 @@
           <w:b/>
           <w:sz w:val="21"/>
         </w:rPr>
-        <w:t>[상-01] 정답: ① DB_CREATE_FILE_DEST는 stat()으로 검증되지만 convert는 문자열 규칙일 뿐이다</w:t>
+        <w:t>[상-01] 정답: ④ DB_CREATE_FILE_DEST는 stat()으로 검증되지만 convert는 문자열 규칙일 뿐이다</w:t>
       </w:r>
     </w:p>
     <w:p>
@@ -829,7 +829,7 @@
           <w:b/>
           <w:sz w:val="21"/>
         </w:rPr>
-        <w:t>[상-02] 정답: ① 잔재 파일이 남지 않아 정리할 것이 없다</w:t>
+        <w:t>[상-02] 정답: ② 잔재 파일이 남지 않아 정리할 것이 없다</w:t>
       </w:r>
     </w:p>
     <w:p>
@@ -848,7 +848,7 @@
           <w:b/>
           <w:sz w:val="21"/>
         </w:rPr>
-        <w:t>[상-03] 정답: ① PDB 이름은 바뀔 수 있지만 GUID는 바뀌지 않기 때문</w:t>
+        <w:t>[상-03] 정답: ③ PDB 이름은 바뀔 수 있지만 GUID는 바뀌지 않기 때문</w:t>
       </w:r>
     </w:p>
     <w:p>
@@ -886,7 +886,7 @@
           <w:b/>
           <w:sz w:val="21"/>
         </w:rPr>
-        <w:t>[상-05] 정답: ① `set control_files` 없음 + `parameter_value_convert` 없음</w:t>
+        <w:t>[상-05] 정답: ④ `set control_files` 없음 + `parameter_value_convert` 없음</w:t>
       </w:r>
     </w:p>
     <w:p>
@@ -905,7 +905,7 @@
           <w:b/>
           <w:sz w:val="21"/>
         </w:rPr>
-        <w:t>[상-06] 정답: ① 복제 성능이 떨어진다</w:t>
+        <w:t>[상-06] 정답: ④ 복제 성능이 떨어진다</w:t>
       </w:r>
     </w:p>
     <w:p>
@@ -943,7 +943,7 @@
           <w:b/>
           <w:sz w:val="21"/>
         </w:rPr>
-        <w:t>[상-08] 정답: ① auxiliary가 이미 spfile로 기동되어 SPFILE 절이 성립하지 않기 때문</w:t>
+        <w:t>[상-08] 정답: ③ auxiliary가 이미 spfile로 기동되어 SPFILE 절이 성립하지 않기 때문</w:t>
       </w:r>
     </w:p>
     <w:p>
@@ -962,7 +962,7 @@
           <w:b/>
           <w:sz w:val="21"/>
         </w:rPr>
-        <w:t>[상-09] 정답: ① OMF가 이긴다</w:t>
+        <w:t>[상-09] 정답: ④ OMF가 이긴다</w:t>
       </w:r>
     </w:p>
     <w:p>

--- a/ADG/06장/6장_실습문제_정답.docx
+++ b/ADG/06장/6장_실습문제_정답.docx
@@ -62,7 +62,21 @@
           <w:rFonts w:ascii="맑은 고딕" w:hAnsi="맑은 고딕" w:eastAsia="맑은 고딕"/>
           <w:sz w:val="21"/>
         </w:rPr>
-        <w:t>해설: 데이터 파일·임시 파일이 이 아래로 간다. `DB_CREATE_ONLINE_LOG_DEST_n`을 지정하지 않으면 온라인 로그도 여기로 온다.</w:t>
+        <w:t xml:space="preserve">해설: 데이터 파일·임시 파일이 이 아래로 간다. </w:t>
+      </w:r>
+      <w:r>
+        <w:rPr>
+          <w:rFonts w:ascii="Consolas" w:hAnsi="Consolas" w:eastAsia="맑은 고딕"/>
+          <w:sz w:val="21"/>
+        </w:rPr>
+        <w:t xml:space="preserve">DB_CREATE_ONLINE_LOG_DEST_n</w:t>
+      </w:r>
+      <w:r>
+        <w:rPr>
+          <w:rFonts w:ascii="맑은 고딕" w:hAnsi="맑은 고딕" w:eastAsia="맑은 고딕"/>
+          <w:sz w:val="21"/>
+        </w:rPr>
+        <w:t xml:space="preserve">을 지정하지 않으면 온라인 로그도 여기로 온다.</w:t>
       </w:r>
     </w:p>
     <w:p>
@@ -81,7 +95,49 @@
           <w:rFonts w:ascii="맑은 고딕" w:hAnsi="맑은 고딕" w:eastAsia="맑은 고딕"/>
           <w:sz w:val="21"/>
         </w:rPr>
-        <w:t>해설: 이 아래에 오라클이 `BOSTON/` 이하를 만든다. 값을 `.../BOSTON`으로 주면 `BOSTON/BOSTON/...`이 되므로 상위 디렉터리를 준다.</w:t>
+        <w:t xml:space="preserve">해설: 이 아래에 오라클이 </w:t>
+      </w:r>
+      <w:r>
+        <w:rPr>
+          <w:rFonts w:ascii="Consolas" w:hAnsi="Consolas" w:eastAsia="맑은 고딕"/>
+          <w:sz w:val="21"/>
+        </w:rPr>
+        <w:t xml:space="preserve">BOSTON/</w:t>
+      </w:r>
+      <w:r>
+        <w:rPr>
+          <w:rFonts w:ascii="맑은 고딕" w:hAnsi="맑은 고딕" w:eastAsia="맑은 고딕"/>
+          <w:sz w:val="21"/>
+        </w:rPr>
+        <w:t xml:space="preserve"> 이하를 만든다. 값을 </w:t>
+      </w:r>
+      <w:r>
+        <w:rPr>
+          <w:rFonts w:ascii="Consolas" w:hAnsi="Consolas" w:eastAsia="맑은 고딕"/>
+          <w:sz w:val="21"/>
+        </w:rPr>
+        <w:t xml:space="preserve">.../BOSTON</w:t>
+      </w:r>
+      <w:r>
+        <w:rPr>
+          <w:rFonts w:ascii="맑은 고딕" w:hAnsi="맑은 고딕" w:eastAsia="맑은 고딕"/>
+          <w:sz w:val="21"/>
+        </w:rPr>
+        <w:t xml:space="preserve">으로 주면 </w:t>
+      </w:r>
+      <w:r>
+        <w:rPr>
+          <w:rFonts w:ascii="Consolas" w:hAnsi="Consolas" w:eastAsia="맑은 고딕"/>
+          <w:sz w:val="21"/>
+        </w:rPr>
+        <w:t xml:space="preserve">BOSTON/BOSTON/...</w:t>
+      </w:r>
+      <w:r>
+        <w:rPr>
+          <w:rFonts w:ascii="맑은 고딕" w:hAnsi="맑은 고딕" w:eastAsia="맑은 고딕"/>
+          <w:sz w:val="21"/>
+        </w:rPr>
+        <w:t xml:space="preserve">이 되므로 상위 디렉터리를 준다.</w:t>
       </w:r>
     </w:p>
     <w:p>
@@ -119,7 +175,35 @@
           <w:rFonts w:ascii="맑은 고딕" w:hAnsi="맑은 고딕" w:eastAsia="맑은 고딕"/>
           <w:sz w:val="21"/>
         </w:rPr>
-        <w:t>해설: `o1_mf_system_1b50qfn7_.dbf`의 `1b50qfn7` 부분이 매번 다르다. 이름 충돌이 원천적으로 없으므로 검사를 끌 이유도 없다.</w:t>
+        <w:t xml:space="preserve">해설: </w:t>
+      </w:r>
+      <w:r>
+        <w:rPr>
+          <w:rFonts w:ascii="Consolas" w:hAnsi="Consolas" w:eastAsia="맑은 고딕"/>
+          <w:sz w:val="21"/>
+        </w:rPr>
+        <w:t xml:space="preserve">o1_mf_system_1b50qfn7_.dbf</w:t>
+      </w:r>
+      <w:r>
+        <w:rPr>
+          <w:rFonts w:ascii="맑은 고딕" w:hAnsi="맑은 고딕" w:eastAsia="맑은 고딕"/>
+          <w:sz w:val="21"/>
+        </w:rPr>
+        <w:t xml:space="preserve">의 </w:t>
+      </w:r>
+      <w:r>
+        <w:rPr>
+          <w:rFonts w:ascii="Consolas" w:hAnsi="Consolas" w:eastAsia="맑은 고딕"/>
+          <w:sz w:val="21"/>
+        </w:rPr>
+        <w:t xml:space="preserve">1b50qfn7</w:t>
+      </w:r>
+      <w:r>
+        <w:rPr>
+          <w:rFonts w:ascii="맑은 고딕" w:hAnsi="맑은 고딕" w:eastAsia="맑은 고딕"/>
+          <w:sz w:val="21"/>
+        </w:rPr>
+        <w:t xml:space="preserve"> 부분이 매번 다르다. 이름 충돌이 원천적으로 없으므로 검사를 끌 이유도 없다.</w:t>
       </w:r>
     </w:p>
     <w:p>
@@ -138,7 +222,49 @@
           <w:rFonts w:ascii="맑은 고딕" w:hAnsi="맑은 고딕" w:eastAsia="맑은 고딕"/>
           <w:sz w:val="21"/>
         </w:rPr>
-        <w:t>해설: `db_name`, `enable_pluggable_database`, `db_create_file_dest` 세 줄이다. 5장의 두 줄 47바이트에서 44바이트 늘었다.</w:t>
+        <w:t xml:space="preserve">해설: </w:t>
+      </w:r>
+      <w:r>
+        <w:rPr>
+          <w:rFonts w:ascii="Consolas" w:hAnsi="Consolas" w:eastAsia="맑은 고딕"/>
+          <w:sz w:val="21"/>
+        </w:rPr>
+        <w:t xml:space="preserve">db_name</w:t>
+      </w:r>
+      <w:r>
+        <w:rPr>
+          <w:rFonts w:ascii="맑은 고딕" w:hAnsi="맑은 고딕" w:eastAsia="맑은 고딕"/>
+          <w:sz w:val="21"/>
+        </w:rPr>
+        <w:t xml:space="preserve">, </w:t>
+      </w:r>
+      <w:r>
+        <w:rPr>
+          <w:rFonts w:ascii="Consolas" w:hAnsi="Consolas" w:eastAsia="맑은 고딕"/>
+          <w:sz w:val="21"/>
+        </w:rPr>
+        <w:t xml:space="preserve">enable_pluggable_database</w:t>
+      </w:r>
+      <w:r>
+        <w:rPr>
+          <w:rFonts w:ascii="맑은 고딕" w:hAnsi="맑은 고딕" w:eastAsia="맑은 고딕"/>
+          <w:sz w:val="21"/>
+        </w:rPr>
+        <w:t xml:space="preserve">, </w:t>
+      </w:r>
+      <w:r>
+        <w:rPr>
+          <w:rFonts w:ascii="Consolas" w:hAnsi="Consolas" w:eastAsia="맑은 고딕"/>
+          <w:sz w:val="21"/>
+        </w:rPr>
+        <w:t xml:space="preserve">db_create_file_dest</w:t>
+      </w:r>
+      <w:r>
+        <w:rPr>
+          <w:rFonts w:ascii="맑은 고딕" w:hAnsi="맑은 고딕" w:eastAsia="맑은 고딕"/>
+          <w:sz w:val="21"/>
+        </w:rPr>
+        <w:t xml:space="preserve"> 세 줄이다. 5장의 두 줄 47바이트에서 44바이트 늘었다.</w:t>
       </w:r>
     </w:p>
     <w:p>
@@ -157,7 +283,21 @@
           <w:rFonts w:ascii="맑은 고딕" w:hAnsi="맑은 고딕" w:eastAsia="맑은 고딕"/>
           <w:sz w:val="21"/>
         </w:rPr>
-        <w:t>해설: 대문자다. 5장에서 사람이 정한 `Boston`과 다르며, 리눅스는 대소문자를 구별하므로 서로 다른 디렉터리다.</w:t>
+        <w:t xml:space="preserve">해설: 대문자다. 5장에서 사람이 정한 </w:t>
+      </w:r>
+      <w:r>
+        <w:rPr>
+          <w:rFonts w:ascii="Consolas" w:hAnsi="Consolas" w:eastAsia="맑은 고딕"/>
+          <w:sz w:val="21"/>
+        </w:rPr>
+        <w:t xml:space="preserve">Boston</w:t>
+      </w:r>
+      <w:r>
+        <w:rPr>
+          <w:rFonts w:ascii="맑은 고딕" w:hAnsi="맑은 고딕" w:eastAsia="맑은 고딕"/>
+          <w:sz w:val="21"/>
+        </w:rPr>
+        <w:t xml:space="preserve">과 다르며, 리눅스는 대소문자를 구별하므로 서로 다른 디렉터리다.</w:t>
       </w:r>
     </w:p>
     <w:p>
@@ -195,7 +335,35 @@
           <w:rFonts w:ascii="맑은 고딕" w:hAnsi="맑은 고딕" w:eastAsia="맑은 고딕"/>
           <w:sz w:val="21"/>
         </w:rPr>
-        <w:t>해설: `o1_mf_&lt;테이블스페이스&gt;_&lt;유일문자열&gt;_.&lt;확장자&gt;` 형식이다. `mf`는 managed file을 뜻한다.</w:t>
+        <w:t xml:space="preserve">해설: </w:t>
+      </w:r>
+      <w:r>
+        <w:rPr>
+          <w:rFonts w:ascii="Consolas" w:hAnsi="Consolas" w:eastAsia="맑은 고딕"/>
+          <w:sz w:val="21"/>
+        </w:rPr>
+        <w:t xml:space="preserve">o1_mf_&lt;테이블스페이스&gt;_&lt;유일문자열&gt;_.&lt;확장자&gt;</w:t>
+      </w:r>
+      <w:r>
+        <w:rPr>
+          <w:rFonts w:ascii="맑은 고딕" w:hAnsi="맑은 고딕" w:eastAsia="맑은 고딕"/>
+          <w:sz w:val="21"/>
+        </w:rPr>
+        <w:t xml:space="preserve"> 형식이다. </w:t>
+      </w:r>
+      <w:r>
+        <w:rPr>
+          <w:rFonts w:ascii="Consolas" w:hAnsi="Consolas" w:eastAsia="맑은 고딕"/>
+          <w:sz w:val="21"/>
+        </w:rPr>
+        <w:t xml:space="preserve">mf</w:t>
+      </w:r>
+      <w:r>
+        <w:rPr>
+          <w:rFonts w:ascii="맑은 고딕" w:hAnsi="맑은 고딕" w:eastAsia="맑은 고딕"/>
+          <w:sz w:val="21"/>
+        </w:rPr>
+        <w:t xml:space="preserve">는 managed file을 뜻한다.</w:t>
       </w:r>
     </w:p>
     <w:p>
@@ -214,7 +382,21 @@
           <w:rFonts w:ascii="맑은 고딕" w:hAnsi="맑은 고딕" w:eastAsia="맑은 고딕"/>
           <w:sz w:val="21"/>
         </w:rPr>
-        <w:t>해설: 로그 파일의 경우 이 자리에 로그 그룹 번호가 들어간다(`o1_mf_4_o8z3jv8t_.log`).</w:t>
+        <w:t xml:space="preserve">해설: 로그 파일의 경우 이 자리에 로그 그룹 번호가 들어간다(</w:t>
+      </w:r>
+      <w:r>
+        <w:rPr>
+          <w:rFonts w:ascii="Consolas" w:hAnsi="Consolas" w:eastAsia="맑은 고딕"/>
+          <w:sz w:val="21"/>
+        </w:rPr>
+        <w:t xml:space="preserve">o1_mf_4_o8z3jv8t_.log</w:t>
+      </w:r>
+      <w:r>
+        <w:rPr>
+          <w:rFonts w:ascii="맑은 고딕" w:hAnsi="맑은 고딕" w:eastAsia="맑은 고딕"/>
+          <w:sz w:val="21"/>
+        </w:rPr>
+        <w:t xml:space="preserve">).</w:t>
       </w:r>
     </w:p>
     <w:p>
@@ -233,7 +415,49 @@
           <w:rFonts w:ascii="맑은 고딕" w:hAnsi="맑은 고딕" w:eastAsia="맑은 고딕"/>
           <w:sz w:val="21"/>
         </w:rPr>
-        <w:t>해설: 실측 `o1_mf_temp_o8z3lpj3_.tmp`. 5장에서는 `temp01.dbf`처럼 `.dbf`였다. OMF는 파일 종류를 확장자로도 구분한다.</w:t>
+        <w:t xml:space="preserve">해설: 실측 </w:t>
+      </w:r>
+      <w:r>
+        <w:rPr>
+          <w:rFonts w:ascii="Consolas" w:hAnsi="Consolas" w:eastAsia="맑은 고딕"/>
+          <w:sz w:val="21"/>
+        </w:rPr>
+        <w:t xml:space="preserve">o1_mf_temp_o8z3lpj3_.tmp</w:t>
+      </w:r>
+      <w:r>
+        <w:rPr>
+          <w:rFonts w:ascii="맑은 고딕" w:hAnsi="맑은 고딕" w:eastAsia="맑은 고딕"/>
+          <w:sz w:val="21"/>
+        </w:rPr>
+        <w:t xml:space="preserve">. 5장에서는 </w:t>
+      </w:r>
+      <w:r>
+        <w:rPr>
+          <w:rFonts w:ascii="Consolas" w:hAnsi="Consolas" w:eastAsia="맑은 고딕"/>
+          <w:sz w:val="21"/>
+        </w:rPr>
+        <w:t xml:space="preserve">temp01.dbf</w:t>
+      </w:r>
+      <w:r>
+        <w:rPr>
+          <w:rFonts w:ascii="맑은 고딕" w:hAnsi="맑은 고딕" w:eastAsia="맑은 고딕"/>
+          <w:sz w:val="21"/>
+        </w:rPr>
+        <w:t xml:space="preserve">처럼 </w:t>
+      </w:r>
+      <w:r>
+        <w:rPr>
+          <w:rFonts w:ascii="Consolas" w:hAnsi="Consolas" w:eastAsia="맑은 고딕"/>
+          <w:sz w:val="21"/>
+        </w:rPr>
+        <w:t xml:space="preserve">.dbf</w:t>
+      </w:r>
+      <w:r>
+        <w:rPr>
+          <w:rFonts w:ascii="맑은 고딕" w:hAnsi="맑은 고딕" w:eastAsia="맑은 고딕"/>
+          <w:sz w:val="21"/>
+        </w:rPr>
+        <w:t xml:space="preserve">였다. OMF는 파일 종류를 확장자로도 구분한다.</w:t>
       </w:r>
     </w:p>
     <w:p>
@@ -252,7 +476,35 @@
           <w:rFonts w:ascii="맑은 고딕" w:hAnsi="맑은 고딕" w:eastAsia="맑은 고딕"/>
           <w:sz w:val="21"/>
         </w:rPr>
-        <w:t>해설: 실측에서 `59F036501C3B321DE0633CE110ACEFEB`가 PDB$SEED, `59F053E76FBD3BA1E0633CE110ACE7E5`가 CHICAGO_PDB1이었다.</w:t>
+        <w:t xml:space="preserve">해설: 실측에서 </w:t>
+      </w:r>
+      <w:r>
+        <w:rPr>
+          <w:rFonts w:ascii="Consolas" w:hAnsi="Consolas" w:eastAsia="맑은 고딕"/>
+          <w:sz w:val="21"/>
+        </w:rPr>
+        <w:t xml:space="preserve">59F036501C3B321DE0633CE110ACEFEB</w:t>
+      </w:r>
+      <w:r>
+        <w:rPr>
+          <w:rFonts w:ascii="맑은 고딕" w:hAnsi="맑은 고딕" w:eastAsia="맑은 고딕"/>
+          <w:sz w:val="21"/>
+        </w:rPr>
+        <w:t xml:space="preserve">가 PDB$SEED, </w:t>
+      </w:r>
+      <w:r>
+        <w:rPr>
+          <w:rFonts w:ascii="Consolas" w:hAnsi="Consolas" w:eastAsia="맑은 고딕"/>
+          <w:sz w:val="21"/>
+        </w:rPr>
+        <w:t xml:space="preserve">59F053E76FBD3BA1E0633CE110ACE7E5</w:t>
+      </w:r>
+      <w:r>
+        <w:rPr>
+          <w:rFonts w:ascii="맑은 고딕" w:hAnsi="맑은 고딕" w:eastAsia="맑은 고딕"/>
+          <w:sz w:val="21"/>
+        </w:rPr>
+        <w:t xml:space="preserve">가 CHICAGO_PDB1이었다.</w:t>
       </w:r>
     </w:p>
     <w:p>
@@ -271,7 +523,21 @@
           <w:rFonts w:ascii="맑은 고딕" w:hAnsi="맑은 고딕" w:eastAsia="맑은 고딕"/>
           <w:sz w:val="21"/>
         </w:rPr>
-        <w:t>해설: `59F036501C3B321DE0633CE110ACEFEB`는 PDB$SEED다. 1852041610은 DBID, 1242322892는 incarnation 식별자다.</w:t>
+        <w:t xml:space="preserve">해설: </w:t>
+      </w:r>
+      <w:r>
+        <w:rPr>
+          <w:rFonts w:ascii="Consolas" w:hAnsi="Consolas" w:eastAsia="맑은 고딕"/>
+          <w:sz w:val="21"/>
+        </w:rPr>
+        <w:t xml:space="preserve">59F036501C3B321DE0633CE110ACEFEB</w:t>
+      </w:r>
+      <w:r>
+        <w:rPr>
+          <w:rFonts w:ascii="맑은 고딕" w:hAnsi="맑은 고딕" w:eastAsia="맑은 고딕"/>
+          <w:sz w:val="21"/>
+        </w:rPr>
+        <w:t xml:space="preserve">는 PDB$SEED다. 1852041610은 DBID, 1242322892는 incarnation 식별자다.</w:t>
       </w:r>
     </w:p>
     <w:p>
@@ -290,7 +556,21 @@
           <w:rFonts w:ascii="맑은 고딕" w:hAnsi="맑은 고딕" w:eastAsia="맑은 고딕"/>
           <w:sz w:val="21"/>
         </w:rPr>
-        <w:t>해설: `FOR STANDBY`의 효과이며 파일 배치 방식과 무관하다. 5장에서 만든 것도, 6장에서 다시 만든 것도, 컨트롤 파일을 옮긴 뒤에도 같다.</w:t>
+        <w:t xml:space="preserve">해설: </w:t>
+      </w:r>
+      <w:r>
+        <w:rPr>
+          <w:rFonts w:ascii="Consolas" w:hAnsi="Consolas" w:eastAsia="맑은 고딕"/>
+          <w:sz w:val="21"/>
+        </w:rPr>
+        <w:t xml:space="preserve">FOR STANDBY</w:t>
+      </w:r>
+      <w:r>
+        <w:rPr>
+          <w:rFonts w:ascii="맑은 고딕" w:hAnsi="맑은 고딕" w:eastAsia="맑은 고딕"/>
+          <w:sz w:val="21"/>
+        </w:rPr>
+        <w:t xml:space="preserve">의 효과이며 파일 배치 방식과 무관하다. 5장에서 만든 것도, 6장에서 다시 만든 것도, 컨트롤 파일을 옮긴 뒤에도 같다.</w:t>
       </w:r>
     </w:p>
     <w:p>
@@ -328,7 +608,21 @@
           <w:rFonts w:ascii="맑은 고딕" w:hAnsi="맑은 고딕" w:eastAsia="맑은 고딕"/>
           <w:sz w:val="21"/>
         </w:rPr>
-        <w:t>해설: 실습 환경이 그 경우다. chicago는 `db_create_file_dest`가 비어 있는 비OMF 구성이고 boston만 OMF다. 이 조합이 두 방식의 대비를 선명하게 해 준다.</w:t>
+        <w:t xml:space="preserve">해설: 실습 환경이 그 경우다. chicago는 </w:t>
+      </w:r>
+      <w:r>
+        <w:rPr>
+          <w:rFonts w:ascii="Consolas" w:hAnsi="Consolas" w:eastAsia="맑은 고딕"/>
+          <w:sz w:val="21"/>
+        </w:rPr>
+        <w:t xml:space="preserve">db_create_file_dest</w:t>
+      </w:r>
+      <w:r>
+        <w:rPr>
+          <w:rFonts w:ascii="맑은 고딕" w:hAnsi="맑은 고딕" w:eastAsia="맑은 고딕"/>
+          <w:sz w:val="21"/>
+        </w:rPr>
+        <w:t xml:space="preserve">가 비어 있는 비OMF 구성이고 boston만 OMF다. 이 조합이 두 방식의 대비를 선명하게 해 준다.</w:t>
       </w:r>
     </w:p>
     <w:p>
@@ -385,7 +679,21 @@
           <w:rFonts w:ascii="맑은 고딕" w:hAnsi="맑은 고딕" w:eastAsia="맑은 고딕"/>
           <w:sz w:val="21"/>
         </w:rPr>
-        <w:t>해설: 여기에 더해, `DB_CREATE_ONLINE_LOG_DEST_n`이 없으면 온라인 로그의 두 번째 멤버도 이곳에 만들어진다.</w:t>
+        <w:t xml:space="preserve">해설: 여기에 더해, </w:t>
+      </w:r>
+      <w:r>
+        <w:rPr>
+          <w:rFonts w:ascii="Consolas" w:hAnsi="Consolas" w:eastAsia="맑은 고딕"/>
+          <w:sz w:val="21"/>
+        </w:rPr>
+        <w:t xml:space="preserve">DB_CREATE_ONLINE_LOG_DEST_n</w:t>
+      </w:r>
+      <w:r>
+        <w:rPr>
+          <w:rFonts w:ascii="맑은 고딕" w:hAnsi="맑은 고딕" w:eastAsia="맑은 고딕"/>
+          <w:sz w:val="21"/>
+        </w:rPr>
+        <w:t xml:space="preserve">이 없으면 온라인 로그의 두 번째 멤버도 이곳에 만들어진다.</w:t>
       </w:r>
     </w:p>
     <w:p>
@@ -404,7 +712,21 @@
           <w:rFonts w:ascii="맑은 고딕" w:hAnsi="맑은 고딕" w:eastAsia="맑은 고딕"/>
           <w:sz w:val="21"/>
         </w:rPr>
-        <w:t>해설: 실측 `V$RECOVERY_FILE_DEST`의 SPACE_LIMIT이 15,360MB, 사용량이 1,400MB로 9.11퍼센트였다.</w:t>
+        <w:t xml:space="preserve">해설: 실측 </w:t>
+      </w:r>
+      <w:r>
+        <w:rPr>
+          <w:rFonts w:ascii="Consolas" w:hAnsi="Consolas" w:eastAsia="맑은 고딕"/>
+          <w:sz w:val="21"/>
+        </w:rPr>
+        <w:t xml:space="preserve">V$RECOVERY_FILE_DEST</w:t>
+      </w:r>
+      <w:r>
+        <w:rPr>
+          <w:rFonts w:ascii="맑은 고딕" w:hAnsi="맑은 고딕" w:eastAsia="맑은 고딕"/>
+          <w:sz w:val="21"/>
+        </w:rPr>
+        <w:t xml:space="preserve">의 SPACE_LIMIT이 15,360MB, 사용량이 1,400MB로 9.11퍼센트였다.</w:t>
       </w:r>
     </w:p>
     <w:p>
@@ -431,7 +753,21 @@
           <w:rFonts w:ascii="맑은 고딕" w:hAnsi="맑은 고딕" w:eastAsia="맑은 고딕"/>
           <w:sz w:val="21"/>
         </w:rPr>
-        <w:t>해설: `Process ID: 0 / Session ID: 0`까지 함께 출력된다. 프로세스가 만들어지지도 않았다는 뜻이다.</w:t>
+        <w:t xml:space="preserve">해설: </w:t>
+      </w:r>
+      <w:r>
+        <w:rPr>
+          <w:rFonts w:ascii="Consolas" w:hAnsi="Consolas" w:eastAsia="맑은 고딕"/>
+          <w:sz w:val="21"/>
+        </w:rPr>
+        <w:t xml:space="preserve">Process ID: 0 / Session ID: 0</w:t>
+      </w:r>
+      <w:r>
+        <w:rPr>
+          <w:rFonts w:ascii="맑은 고딕" w:hAnsi="맑은 고딕" w:eastAsia="맑은 고딕"/>
+          <w:sz w:val="21"/>
+        </w:rPr>
+        <w:t xml:space="preserve">까지 함께 출력된다. 프로세스가 만들어지지도 않았다는 뜻이다.</w:t>
       </w:r>
     </w:p>
     <w:p>
@@ -450,7 +786,21 @@
           <w:rFonts w:ascii="맑은 고딕" w:hAnsi="맑은 고딕" w:eastAsia="맑은 고딕"/>
           <w:sz w:val="21"/>
         </w:rPr>
-        <w:t>해설: 사이에 `Linux-x86_64 Error: 2: No such file or directory`가 끼어 있다. ORA-01262는 목적지 디렉터리에 stat()이 실패했다는 뜻이다.</w:t>
+        <w:t xml:space="preserve">해설: 사이에 </w:t>
+      </w:r>
+      <w:r>
+        <w:rPr>
+          <w:rFonts w:ascii="Consolas" w:hAnsi="Consolas" w:eastAsia="맑은 고딕"/>
+          <w:sz w:val="21"/>
+        </w:rPr>
+        <w:t xml:space="preserve">Linux-x86_64 Error: 2: No such file or directory</w:t>
+      </w:r>
+      <w:r>
+        <w:rPr>
+          <w:rFonts w:ascii="맑은 고딕" w:hAnsi="맑은 고딕" w:eastAsia="맑은 고딕"/>
+          <w:sz w:val="21"/>
+        </w:rPr>
+        <w:t xml:space="preserve">가 끼어 있다. ORA-01262는 목적지 디렉터리에 stat()이 실패했다는 뜻이다.</w:t>
       </w:r>
     </w:p>
     <w:p>
@@ -488,7 +838,21 @@
           <w:rFonts w:ascii="맑은 고딕" w:hAnsi="맑은 고딕" w:eastAsia="맑은 고딕"/>
           <w:sz w:val="21"/>
         </w:rPr>
-        <w:t>해설: 5장의 실패는 모두 `failure of Duplicate Db command`였다. 복제 명령까지 가지 못하고 채널 할당에서 끝났다는 뜻이며, 뒤에 RMAN-06403과 RMAN-04006이 따른다.</w:t>
+        <w:t xml:space="preserve">해설: 5장의 실패는 모두 </w:t>
+      </w:r>
+      <w:r>
+        <w:rPr>
+          <w:rFonts w:ascii="Consolas" w:hAnsi="Consolas" w:eastAsia="맑은 고딕"/>
+          <w:sz w:val="21"/>
+        </w:rPr>
+        <w:t xml:space="preserve">failure of Duplicate Db command</w:t>
+      </w:r>
+      <w:r>
+        <w:rPr>
+          <w:rFonts w:ascii="맑은 고딕" w:hAnsi="맑은 고딕" w:eastAsia="맑은 고딕"/>
+          <w:sz w:val="21"/>
+        </w:rPr>
+        <w:t xml:space="preserve">였다. 복제 명령까지 가지 못하고 채널 할당에서 끝났다는 뜻이며, 뒤에 RMAN-06403과 RMAN-04006이 따른다.</w:t>
       </w:r>
     </w:p>
     <w:p>
@@ -564,7 +928,21 @@
           <w:rFonts w:ascii="맑은 고딕" w:hAnsi="맑은 고딕" w:eastAsia="맑은 고딕"/>
           <w:sz w:val="21"/>
         </w:rPr>
-        <w:t>해설: `V$LOG`의 MEMBERS 열이 2로 확인된다. 5장 구성에서는 7행이었다.</w:t>
+        <w:t xml:space="preserve">해설: </w:t>
+      </w:r>
+      <w:r>
+        <w:rPr>
+          <w:rFonts w:ascii="Consolas" w:hAnsi="Consolas" w:eastAsia="맑은 고딕"/>
+          <w:sz w:val="21"/>
+        </w:rPr>
+        <w:t xml:space="preserve">V$LOG</w:t>
+      </w:r>
+      <w:r>
+        <w:rPr>
+          <w:rFonts w:ascii="맑은 고딕" w:hAnsi="맑은 고딕" w:eastAsia="맑은 고딕"/>
+          <w:sz w:val="21"/>
+        </w:rPr>
+        <w:t xml:space="preserve">의 MEMBERS 열이 2로 확인된다. 5장 구성에서는 7행이었다.</w:t>
       </w:r>
     </w:p>
     <w:p>
@@ -640,7 +1018,35 @@
           <w:rFonts w:ascii="맑은 고딕" w:hAnsi="맑은 고딕" w:eastAsia="맑은 고딕"/>
           <w:sz w:val="21"/>
         </w:rPr>
-        <w:t>해설: 실측 `/u03/app/oracle/oradata/Chicago/control01.ctl`과 `/u03/app/oracle/fast_recovery_area/CHICAGO/control02.ctl`. 파일은 boston 서버에 있으나 디렉터리 이름이 Primary 것이다.</w:t>
+        <w:t xml:space="preserve">해설: 실측 </w:t>
+      </w:r>
+      <w:r>
+        <w:rPr>
+          <w:rFonts w:ascii="Consolas" w:hAnsi="Consolas" w:eastAsia="맑은 고딕"/>
+          <w:sz w:val="21"/>
+        </w:rPr>
+        <w:t xml:space="preserve">/u03/app/oracle/oradata/Chicago/control01.ctl</w:t>
+      </w:r>
+      <w:r>
+        <w:rPr>
+          <w:rFonts w:ascii="맑은 고딕" w:hAnsi="맑은 고딕" w:eastAsia="맑은 고딕"/>
+          <w:sz w:val="21"/>
+        </w:rPr>
+        <w:t xml:space="preserve">과 </w:t>
+      </w:r>
+      <w:r>
+        <w:rPr>
+          <w:rFonts w:ascii="Consolas" w:hAnsi="Consolas" w:eastAsia="맑은 고딕"/>
+          <w:sz w:val="21"/>
+        </w:rPr>
+        <w:t xml:space="preserve">/u03/app/oracle/fast_recovery_area/CHICAGO/control02.ctl</w:t>
+      </w:r>
+      <w:r>
+        <w:rPr>
+          <w:rFonts w:ascii="맑은 고딕" w:hAnsi="맑은 고딕" w:eastAsia="맑은 고딕"/>
+          <w:sz w:val="21"/>
+        </w:rPr>
+        <w:t xml:space="preserve">. 파일은 boston 서버에 있으나 디렉터리 이름이 Primary 것이다.</w:t>
       </w:r>
     </w:p>
     <w:p>
@@ -716,7 +1122,21 @@
           <w:rFonts w:ascii="맑은 고딕" w:hAnsi="맑은 고딕" w:eastAsia="맑은 고딕"/>
           <w:sz w:val="21"/>
         </w:rPr>
-        <w:t>해설: `error in identifying control file`. 두 파일 중 하나만 없어도 발생한다. 다중화는 안전장치이지만 "하나만 살아 있으면 뜬다"는 뜻이 아니다.</w:t>
+        <w:t xml:space="preserve">해설: </w:t>
+      </w:r>
+      <w:r>
+        <w:rPr>
+          <w:rFonts w:ascii="Consolas" w:hAnsi="Consolas" w:eastAsia="맑은 고딕"/>
+          <w:sz w:val="21"/>
+        </w:rPr>
+        <w:t xml:space="preserve">error in identifying control file</w:t>
+      </w:r>
+      <w:r>
+        <w:rPr>
+          <w:rFonts w:ascii="맑은 고딕" w:hAnsi="맑은 고딕" w:eastAsia="맑은 고딕"/>
+          <w:sz w:val="21"/>
+        </w:rPr>
+        <w:t xml:space="preserve">. 두 파일 중 하나만 없어도 발생한다. 다중화는 안전장치이지만 "하나만 살아 있으면 뜬다"는 뜻이 아니다.</w:t>
       </w:r>
     </w:p>
     <w:p>
@@ -819,7 +1239,21 @@
           <w:rFonts w:ascii="맑은 고딕" w:hAnsi="맑은 고딕" w:eastAsia="맑은 고딕"/>
           <w:sz w:val="21"/>
         </w:rPr>
-        <w:t>해설: 실측에서 `ALTER SYSTEM SET db_create_file_dest='/u03/nosuchdir'`조차 ORA-02097 + ORA-01261로 거부됐다. 오라클이 경로의 존재를 실제로 확인한다는 증거다.</w:t>
+        <w:t xml:space="preserve">해설: 실측에서 </w:t>
+      </w:r>
+      <w:r>
+        <w:rPr>
+          <w:rFonts w:ascii="Consolas" w:hAnsi="Consolas" w:eastAsia="맑은 고딕"/>
+          <w:sz w:val="21"/>
+        </w:rPr>
+        <w:t xml:space="preserve">ALTER SYSTEM SET db_create_file_dest='/u03/nosuchdir'</w:t>
+      </w:r>
+      <w:r>
+        <w:rPr>
+          <w:rFonts w:ascii="맑은 고딕" w:hAnsi="맑은 고딕" w:eastAsia="맑은 고딕"/>
+          <w:sz w:val="21"/>
+        </w:rPr>
+        <w:t xml:space="preserve">조차 ORA-02097 + ORA-01261로 거부됐다. 오라클이 경로의 존재를 실제로 확인한다는 증거다.</w:t>
       </w:r>
     </w:p>
     <w:p>
@@ -886,7 +1320,39 @@
           <w:b/>
           <w:sz w:val="21"/>
         </w:rPr>
-        <w:t>[상-05] 정답: ④ `set control_files` 없음 + `parameter_value_convert` 없음</w:t>
+        <w:t xml:space="preserve">[상-05] 정답: ④ </w:t>
+      </w:r>
+      <w:r>
+        <w:rPr>
+          <w:rFonts w:ascii="Consolas" w:hAnsi="Consolas" w:eastAsia="맑은 고딕"/>
+          <w:b/>
+          <w:sz w:val="21"/>
+        </w:rPr>
+        <w:t xml:space="preserve">set control_files</w:t>
+      </w:r>
+      <w:r>
+        <w:rPr>
+          <w:rFonts w:ascii="맑은 고딕" w:hAnsi="맑은 고딕" w:eastAsia="맑은 고딕"/>
+          <w:b/>
+          <w:sz w:val="21"/>
+        </w:rPr>
+        <w:t xml:space="preserve"> 없음 + </w:t>
+      </w:r>
+      <w:r>
+        <w:rPr>
+          <w:rFonts w:ascii="Consolas" w:hAnsi="Consolas" w:eastAsia="맑은 고딕"/>
+          <w:b/>
+          <w:sz w:val="21"/>
+        </w:rPr>
+        <w:t xml:space="preserve">parameter_value_convert</w:t>
+      </w:r>
+      <w:r>
+        <w:rPr>
+          <w:rFonts w:ascii="맑은 고딕" w:hAnsi="맑은 고딕" w:eastAsia="맑은 고딕"/>
+          <w:b/>
+          <w:sz w:val="21"/>
+        </w:rPr>
+        <w:t xml:space="preserve"> 없음</w:t>
       </w:r>
     </w:p>
     <w:p>
@@ -895,7 +1361,21 @@
           <w:rFonts w:ascii="맑은 고딕" w:hAnsi="맑은 고딕" w:eastAsia="맑은 고딕"/>
           <w:sz w:val="21"/>
         </w:rPr>
-        <w:t>해설: 5장 스크립트에는 `set control_files`가 있어 이 문제가 없었다. OMF 편 가이드가 그 줄을 지우면서 대체 수단을 두지 않은 것이 결함이다.</w:t>
+        <w:t xml:space="preserve">해설: 5장 스크립트에는 </w:t>
+      </w:r>
+      <w:r>
+        <w:rPr>
+          <w:rFonts w:ascii="Consolas" w:hAnsi="Consolas" w:eastAsia="맑은 고딕"/>
+          <w:sz w:val="21"/>
+        </w:rPr>
+        <w:t xml:space="preserve">set control_files</w:t>
+      </w:r>
+      <w:r>
+        <w:rPr>
+          <w:rFonts w:ascii="맑은 고딕" w:hAnsi="맑은 고딕" w:eastAsia="맑은 고딕"/>
+          <w:sz w:val="21"/>
+        </w:rPr>
+        <w:t xml:space="preserve">가 있어 이 문제가 없었다. OMF 편 가이드가 그 줄을 지우면서 대체 수단을 두지 않은 것이 결함이다.</w:t>
       </w:r>
     </w:p>
     <w:p>
@@ -994,6 +1474,8 @@
       </w:r>
     </w:p>
     <w:sectPr>
+      <w:headerReference w:type="default" r:id="rId9"/>
+      <w:footerReference w:type="default" r:id="rId10"/>
       <w:pgSz w:w="12240" w:h="15840"/>
       <w:pgMar w:top="1440" w:right="1800" w:bottom="1440" w:left="1800" w:header="720" w:footer="720" w:gutter="0"/>
       <w:cols w:space="720"/>
@@ -1001,6 +1483,26 @@
     </w:sectPr>
   </w:body>
 </w:document>
+</file>
+
+<file path=word/footer1.xml><?xml version="1.0" encoding="utf-8"?>
+<w:ftr xmlns:m="http://schemas.openxmlformats.org/officeDocument/2006/math" xmlns:mc="http://schemas.openxmlformats.org/markup-compatibility/2006" xmlns:mo="http://schemas.microsoft.com/office/mac/office/2008/main" xmlns:mv="urn:schemas-microsoft-com:mac:vml" xmlns:o="urn:schemas-microsoft-com:office:office" xmlns:r="http://schemas.openxmlformats.org/officeDocument/2006/relationships" xmlns:v="urn:schemas-microsoft-com:vml" xmlns:w10="urn:schemas-microsoft-com:office:word" xmlns:w14="http://schemas.microsoft.com/office/word/2010/wordml" xmlns:w="http://schemas.openxmlformats.org/wordprocessingml/2006/main" xmlns:wne="http://schemas.microsoft.com/office/word/2006/wordml" xmlns:wp14="http://schemas.microsoft.com/office/word/2010/wordprocessingDrawing" xmlns:wp="http://schemas.openxmlformats.org/drawingml/2006/wordprocessingDrawing" xmlns:wpc="http://schemas.microsoft.com/office/word/2010/wordprocessingCanvas" xmlns:wpg="http://schemas.microsoft.com/office/word/2010/wordprocessingGroup" xmlns:wpi="http://schemas.microsoft.com/office/word/2010/wordprocessingInk" xmlns:wps="http://schemas.microsoft.com/office/word/2010/wordprocessingShape" mc:Ignorable="w14 wp14">
+  <w:p>
+    <w:pPr>
+      <w:pStyle w:val="Footer"/>
+    </w:pPr>
+  </w:p>
+</w:ftr>
+</file>
+
+<file path=word/header1.xml><?xml version="1.0" encoding="utf-8"?>
+<w:hdr xmlns:m="http://schemas.openxmlformats.org/officeDocument/2006/math" xmlns:mc="http://schemas.openxmlformats.org/markup-compatibility/2006" xmlns:mo="http://schemas.microsoft.com/office/mac/office/2008/main" xmlns:mv="urn:schemas-microsoft-com:mac:vml" xmlns:o="urn:schemas-microsoft-com:office:office" xmlns:r="http://schemas.openxmlformats.org/officeDocument/2006/relationships" xmlns:v="urn:schemas-microsoft-com:vml" xmlns:w10="urn:schemas-microsoft-com:office:word" xmlns:w14="http://schemas.microsoft.com/office/word/2010/wordml" xmlns:w="http://schemas.openxmlformats.org/wordprocessingml/2006/main" xmlns:wne="http://schemas.microsoft.com/office/word/2006/wordml" xmlns:wp14="http://schemas.microsoft.com/office/word/2010/wordprocessingDrawing" xmlns:wp="http://schemas.openxmlformats.org/drawingml/2006/wordprocessingDrawing" xmlns:wpc="http://schemas.microsoft.com/office/word/2010/wordprocessingCanvas" xmlns:wpg="http://schemas.microsoft.com/office/word/2010/wordprocessingGroup" xmlns:wpi="http://schemas.microsoft.com/office/word/2010/wordprocessingInk" xmlns:wps="http://schemas.microsoft.com/office/word/2010/wordprocessingShape" mc:Ignorable="w14 wp14">
+  <w:p>
+    <w:pPr>
+      <w:pStyle w:val="Header"/>
+    </w:pPr>
+  </w:p>
+</w:hdr>
 </file>
 
 <file path=word/numbering.xml><?xml version="1.0" encoding="utf-8"?>

--- a/ADG/06장/6장_실습문제_정답.docx
+++ b/ADG/06장/6장_실습문제_정답.docx
@@ -34,7 +34,7 @@
           <w:b/>
           <w:sz w:val="21"/>
         </w:rPr>
-        <w:t>[하-01] 정답: ① 데이터베이스 파일의 이름과 위치</w:t>
+        <w:t>[하-01] 정답: ③ 데이터베이스 파일의 이름과 위치</w:t>
       </w:r>
     </w:p>
     <w:p>
@@ -53,7 +53,7 @@
           <w:b/>
           <w:sz w:val="21"/>
         </w:rPr>
-        <w:t>[하-02] 정답: ① DB_CREATE_FILE_DEST</w:t>
+        <w:t>[하-02] 정답: ③ DB_CREATE_FILE_DEST</w:t>
       </w:r>
     </w:p>
     <w:p>
@@ -62,7 +62,21 @@
           <w:rFonts w:ascii="맑은 고딕" w:hAnsi="맑은 고딕" w:eastAsia="맑은 고딕"/>
           <w:sz w:val="21"/>
         </w:rPr>
-        <w:t>해설: 데이터 파일·임시 파일이 이 아래로 간다. `DB_CREATE_ONLINE_LOG_DEST_n`을 지정하지 않으면 온라인 로그도 여기로 온다.</w:t>
+        <w:t xml:space="preserve">해설: 데이터 파일·임시 파일이 이 아래로 간다. </w:t>
+      </w:r>
+      <w:r>
+        <w:rPr>
+          <w:rFonts w:ascii="Consolas" w:hAnsi="Consolas" w:eastAsia="맑은 고딕"/>
+          <w:sz w:val="21"/>
+        </w:rPr>
+        <w:t xml:space="preserve">DB_CREATE_ONLINE_LOG_DEST_n</w:t>
+      </w:r>
+      <w:r>
+        <w:rPr>
+          <w:rFonts w:ascii="맑은 고딕" w:hAnsi="맑은 고딕" w:eastAsia="맑은 고딕"/>
+          <w:sz w:val="21"/>
+        </w:rPr>
+        <w:t xml:space="preserve">을 지정하지 않으면 온라인 로그도 여기로 온다.</w:t>
       </w:r>
     </w:p>
     <w:p>
@@ -72,7 +86,7 @@
           <w:b/>
           <w:sz w:val="21"/>
         </w:rPr>
-        <w:t>[하-03] 정답: ① /u03/app/oracle/oradata</w:t>
+        <w:t>[하-03] 정답: ② /u03/app/oracle/oradata</w:t>
       </w:r>
     </w:p>
     <w:p>
@@ -81,7 +95,49 @@
           <w:rFonts w:ascii="맑은 고딕" w:hAnsi="맑은 고딕" w:eastAsia="맑은 고딕"/>
           <w:sz w:val="21"/>
         </w:rPr>
-        <w:t>해설: 이 아래에 오라클이 `BOSTON/` 이하를 만든다. 값을 `.../BOSTON`으로 주면 `BOSTON/BOSTON/...`이 되므로 상위 디렉터리를 준다.</w:t>
+        <w:t xml:space="preserve">해설: 이 아래에 오라클이 </w:t>
+      </w:r>
+      <w:r>
+        <w:rPr>
+          <w:rFonts w:ascii="Consolas" w:hAnsi="Consolas" w:eastAsia="맑은 고딕"/>
+          <w:sz w:val="21"/>
+        </w:rPr>
+        <w:t xml:space="preserve">BOSTON/</w:t>
+      </w:r>
+      <w:r>
+        <w:rPr>
+          <w:rFonts w:ascii="맑은 고딕" w:hAnsi="맑은 고딕" w:eastAsia="맑은 고딕"/>
+          <w:sz w:val="21"/>
+        </w:rPr>
+        <w:t xml:space="preserve"> 이하를 만든다. 값을 </w:t>
+      </w:r>
+      <w:r>
+        <w:rPr>
+          <w:rFonts w:ascii="Consolas" w:hAnsi="Consolas" w:eastAsia="맑은 고딕"/>
+          <w:sz w:val="21"/>
+        </w:rPr>
+        <w:t xml:space="preserve">.../BOSTON</w:t>
+      </w:r>
+      <w:r>
+        <w:rPr>
+          <w:rFonts w:ascii="맑은 고딕" w:hAnsi="맑은 고딕" w:eastAsia="맑은 고딕"/>
+          <w:sz w:val="21"/>
+        </w:rPr>
+        <w:t xml:space="preserve">으로 주면 </w:t>
+      </w:r>
+      <w:r>
+        <w:rPr>
+          <w:rFonts w:ascii="Consolas" w:hAnsi="Consolas" w:eastAsia="맑은 고딕"/>
+          <w:sz w:val="21"/>
+        </w:rPr>
+        <w:t xml:space="preserve">BOSTON/BOSTON/...</w:t>
+      </w:r>
+      <w:r>
+        <w:rPr>
+          <w:rFonts w:ascii="맑은 고딕" w:hAnsi="맑은 고딕" w:eastAsia="맑은 고딕"/>
+          <w:sz w:val="21"/>
+        </w:rPr>
+        <w:t xml:space="preserve">이 되므로 상위 디렉터리를 준다.</w:t>
       </w:r>
     </w:p>
     <w:p>
@@ -91,7 +147,7 @@
           <w:b/>
           <w:sz w:val="21"/>
         </w:rPr>
-        <w:t>[하-04] 정답: ① DORECOVER</w:t>
+        <w:t>[하-04] 정답: ③ DORECOVER</w:t>
       </w:r>
     </w:p>
     <w:p>
@@ -110,7 +166,7 @@
           <w:b/>
           <w:sz w:val="21"/>
         </w:rPr>
-        <w:t>[하-05] 정답: ① OMF 파일 이름에 유일 문자열이 들어가 겹칠 수 없다</w:t>
+        <w:t>[하-05] 정답: ③ OMF 파일 이름에 유일 문자열이 들어가 겹칠 수 없다</w:t>
       </w:r>
     </w:p>
     <w:p>
@@ -119,7 +175,35 @@
           <w:rFonts w:ascii="맑은 고딕" w:hAnsi="맑은 고딕" w:eastAsia="맑은 고딕"/>
           <w:sz w:val="21"/>
         </w:rPr>
-        <w:t>해설: `o1_mf_system_1b50qfn7_.dbf`의 `1b50qfn7` 부분이 매번 다르다. 이름 충돌이 원천적으로 없으므로 검사를 끌 이유도 없다.</w:t>
+        <w:t xml:space="preserve">해설: </w:t>
+      </w:r>
+      <w:r>
+        <w:rPr>
+          <w:rFonts w:ascii="Consolas" w:hAnsi="Consolas" w:eastAsia="맑은 고딕"/>
+          <w:sz w:val="21"/>
+        </w:rPr>
+        <w:t xml:space="preserve">o1_mf_system_1b50qfn7_.dbf</w:t>
+      </w:r>
+      <w:r>
+        <w:rPr>
+          <w:rFonts w:ascii="맑은 고딕" w:hAnsi="맑은 고딕" w:eastAsia="맑은 고딕"/>
+          <w:sz w:val="21"/>
+        </w:rPr>
+        <w:t xml:space="preserve">의 </w:t>
+      </w:r>
+      <w:r>
+        <w:rPr>
+          <w:rFonts w:ascii="Consolas" w:hAnsi="Consolas" w:eastAsia="맑은 고딕"/>
+          <w:sz w:val="21"/>
+        </w:rPr>
+        <w:t xml:space="preserve">1b50qfn7</w:t>
+      </w:r>
+      <w:r>
+        <w:rPr>
+          <w:rFonts w:ascii="맑은 고딕" w:hAnsi="맑은 고딕" w:eastAsia="맑은 고딕"/>
+          <w:sz w:val="21"/>
+        </w:rPr>
+        <w:t xml:space="preserve"> 부분이 매번 다르다. 이름 충돌이 원천적으로 없으므로 검사를 끌 이유도 없다.</w:t>
       </w:r>
     </w:p>
     <w:p>
@@ -138,7 +222,49 @@
           <w:rFonts w:ascii="맑은 고딕" w:hAnsi="맑은 고딕" w:eastAsia="맑은 고딕"/>
           <w:sz w:val="21"/>
         </w:rPr>
-        <w:t>해설: `db_name`, `enable_pluggable_database`, `db_create_file_dest` 세 줄이다. 5장의 두 줄 47바이트에서 44바이트 늘었다.</w:t>
+        <w:t xml:space="preserve">해설: </w:t>
+      </w:r>
+      <w:r>
+        <w:rPr>
+          <w:rFonts w:ascii="Consolas" w:hAnsi="Consolas" w:eastAsia="맑은 고딕"/>
+          <w:sz w:val="21"/>
+        </w:rPr>
+        <w:t xml:space="preserve">db_name</w:t>
+      </w:r>
+      <w:r>
+        <w:rPr>
+          <w:rFonts w:ascii="맑은 고딕" w:hAnsi="맑은 고딕" w:eastAsia="맑은 고딕"/>
+          <w:sz w:val="21"/>
+        </w:rPr>
+        <w:t xml:space="preserve">, </w:t>
+      </w:r>
+      <w:r>
+        <w:rPr>
+          <w:rFonts w:ascii="Consolas" w:hAnsi="Consolas" w:eastAsia="맑은 고딕"/>
+          <w:sz w:val="21"/>
+        </w:rPr>
+        <w:t xml:space="preserve">enable_pluggable_database</w:t>
+      </w:r>
+      <w:r>
+        <w:rPr>
+          <w:rFonts w:ascii="맑은 고딕" w:hAnsi="맑은 고딕" w:eastAsia="맑은 고딕"/>
+          <w:sz w:val="21"/>
+        </w:rPr>
+        <w:t xml:space="preserve">, </w:t>
+      </w:r>
+      <w:r>
+        <w:rPr>
+          <w:rFonts w:ascii="Consolas" w:hAnsi="Consolas" w:eastAsia="맑은 고딕"/>
+          <w:sz w:val="21"/>
+        </w:rPr>
+        <w:t xml:space="preserve">db_create_file_dest</w:t>
+      </w:r>
+      <w:r>
+        <w:rPr>
+          <w:rFonts w:ascii="맑은 고딕" w:hAnsi="맑은 고딕" w:eastAsia="맑은 고딕"/>
+          <w:sz w:val="21"/>
+        </w:rPr>
+        <w:t xml:space="preserve"> 세 줄이다. 5장의 두 줄 47바이트에서 44바이트 늘었다.</w:t>
       </w:r>
     </w:p>
     <w:p>
@@ -148,7 +274,7 @@
           <w:b/>
           <w:sz w:val="21"/>
         </w:rPr>
-        <w:t>[하-07] 정답: ① BOSTON</w:t>
+        <w:t>[하-07] 정답: ② BOSTON</w:t>
       </w:r>
     </w:p>
     <w:p>
@@ -157,7 +283,21 @@
           <w:rFonts w:ascii="맑은 고딕" w:hAnsi="맑은 고딕" w:eastAsia="맑은 고딕"/>
           <w:sz w:val="21"/>
         </w:rPr>
-        <w:t>해설: 대문자다. 5장에서 사람이 정한 `Boston`과 다르며, 리눅스는 대소문자를 구별하므로 서로 다른 디렉터리다.</w:t>
+        <w:t xml:space="preserve">해설: 대문자다. 5장에서 사람이 정한 </w:t>
+      </w:r>
+      <w:r>
+        <w:rPr>
+          <w:rFonts w:ascii="Consolas" w:hAnsi="Consolas" w:eastAsia="맑은 고딕"/>
+          <w:sz w:val="21"/>
+        </w:rPr>
+        <w:t xml:space="preserve">Boston</w:t>
+      </w:r>
+      <w:r>
+        <w:rPr>
+          <w:rFonts w:ascii="맑은 고딕" w:hAnsi="맑은 고딕" w:eastAsia="맑은 고딕"/>
+          <w:sz w:val="21"/>
+        </w:rPr>
+        <w:t xml:space="preserve">과 다르며, 리눅스는 대소문자를 구별하므로 서로 다른 디렉터리다.</w:t>
       </w:r>
     </w:p>
     <w:p>
@@ -167,7 +307,7 @@
           <w:b/>
           <w:sz w:val="21"/>
         </w:rPr>
-        <w:t>[하-08] 정답: ① DB_UNIQUE_NAME을 대문자로 바꾼 것</w:t>
+        <w:t>[하-08] 정답: ④ DB_UNIQUE_NAME을 대문자로 바꾼 것</w:t>
       </w:r>
     </w:p>
     <w:p>
@@ -186,7 +326,7 @@
           <w:b/>
           <w:sz w:val="21"/>
         </w:rPr>
-        <w:t>[하-09] 정답: ① o1_mf</w:t>
+        <w:t>[하-09] 정답: ③ o1_mf</w:t>
       </w:r>
     </w:p>
     <w:p>
@@ -195,7 +335,35 @@
           <w:rFonts w:ascii="맑은 고딕" w:hAnsi="맑은 고딕" w:eastAsia="맑은 고딕"/>
           <w:sz w:val="21"/>
         </w:rPr>
-        <w:t>해설: `o1_mf_&lt;테이블스페이스&gt;_&lt;유일문자열&gt;_.&lt;확장자&gt;` 형식이다. `mf`는 managed file을 뜻한다.</w:t>
+        <w:t xml:space="preserve">해설: </w:t>
+      </w:r>
+      <w:r>
+        <w:rPr>
+          <w:rFonts w:ascii="Consolas" w:hAnsi="Consolas" w:eastAsia="맑은 고딕"/>
+          <w:sz w:val="21"/>
+        </w:rPr>
+        <w:t xml:space="preserve">o1_mf_&lt;테이블스페이스&gt;_&lt;유일문자열&gt;_.&lt;확장자&gt;</w:t>
+      </w:r>
+      <w:r>
+        <w:rPr>
+          <w:rFonts w:ascii="맑은 고딕" w:hAnsi="맑은 고딕" w:eastAsia="맑은 고딕"/>
+          <w:sz w:val="21"/>
+        </w:rPr>
+        <w:t xml:space="preserve"> 형식이다. </w:t>
+      </w:r>
+      <w:r>
+        <w:rPr>
+          <w:rFonts w:ascii="Consolas" w:hAnsi="Consolas" w:eastAsia="맑은 고딕"/>
+          <w:sz w:val="21"/>
+        </w:rPr>
+        <w:t xml:space="preserve">mf</w:t>
+      </w:r>
+      <w:r>
+        <w:rPr>
+          <w:rFonts w:ascii="맑은 고딕" w:hAnsi="맑은 고딕" w:eastAsia="맑은 고딕"/>
+          <w:sz w:val="21"/>
+        </w:rPr>
+        <w:t xml:space="preserve">는 managed file을 뜻한다.</w:t>
       </w:r>
     </w:p>
     <w:p>
@@ -205,7 +373,7 @@
           <w:b/>
           <w:sz w:val="21"/>
         </w:rPr>
-        <w:t>[하-10] 정답: ① 테이블스페이스 이름</w:t>
+        <w:t>[하-10] 정답: ③ 테이블스페이스 이름</w:t>
       </w:r>
     </w:p>
     <w:p>
@@ -214,7 +382,21 @@
           <w:rFonts w:ascii="맑은 고딕" w:hAnsi="맑은 고딕" w:eastAsia="맑은 고딕"/>
           <w:sz w:val="21"/>
         </w:rPr>
-        <w:t>해설: 로그 파일의 경우 이 자리에 로그 그룹 번호가 들어간다(`o1_mf_4_o8z3jv8t_.log`).</w:t>
+        <w:t xml:space="preserve">해설: 로그 파일의 경우 이 자리에 로그 그룹 번호가 들어간다(</w:t>
+      </w:r>
+      <w:r>
+        <w:rPr>
+          <w:rFonts w:ascii="Consolas" w:hAnsi="Consolas" w:eastAsia="맑은 고딕"/>
+          <w:sz w:val="21"/>
+        </w:rPr>
+        <w:t xml:space="preserve">o1_mf_4_o8z3jv8t_.log</w:t>
+      </w:r>
+      <w:r>
+        <w:rPr>
+          <w:rFonts w:ascii="맑은 고딕" w:hAnsi="맑은 고딕" w:eastAsia="맑은 고딕"/>
+          <w:sz w:val="21"/>
+        </w:rPr>
+        <w:t xml:space="preserve">).</w:t>
       </w:r>
     </w:p>
     <w:p>
@@ -233,7 +415,49 @@
           <w:rFonts w:ascii="맑은 고딕" w:hAnsi="맑은 고딕" w:eastAsia="맑은 고딕"/>
           <w:sz w:val="21"/>
         </w:rPr>
-        <w:t>해설: 실측 `o1_mf_temp_o8z3lpj3_.tmp`. 5장에서는 `temp01.dbf`처럼 `.dbf`였다. OMF는 파일 종류를 확장자로도 구분한다.</w:t>
+        <w:t xml:space="preserve">해설: 실측 </w:t>
+      </w:r>
+      <w:r>
+        <w:rPr>
+          <w:rFonts w:ascii="Consolas" w:hAnsi="Consolas" w:eastAsia="맑은 고딕"/>
+          <w:sz w:val="21"/>
+        </w:rPr>
+        <w:t xml:space="preserve">o1_mf_temp_o8z3lpj3_.tmp</w:t>
+      </w:r>
+      <w:r>
+        <w:rPr>
+          <w:rFonts w:ascii="맑은 고딕" w:hAnsi="맑은 고딕" w:eastAsia="맑은 고딕"/>
+          <w:sz w:val="21"/>
+        </w:rPr>
+        <w:t xml:space="preserve">. 5장에서는 </w:t>
+      </w:r>
+      <w:r>
+        <w:rPr>
+          <w:rFonts w:ascii="Consolas" w:hAnsi="Consolas" w:eastAsia="맑은 고딕"/>
+          <w:sz w:val="21"/>
+        </w:rPr>
+        <w:t xml:space="preserve">temp01.dbf</w:t>
+      </w:r>
+      <w:r>
+        <w:rPr>
+          <w:rFonts w:ascii="맑은 고딕" w:hAnsi="맑은 고딕" w:eastAsia="맑은 고딕"/>
+          <w:sz w:val="21"/>
+        </w:rPr>
+        <w:t xml:space="preserve">처럼 </w:t>
+      </w:r>
+      <w:r>
+        <w:rPr>
+          <w:rFonts w:ascii="Consolas" w:hAnsi="Consolas" w:eastAsia="맑은 고딕"/>
+          <w:sz w:val="21"/>
+        </w:rPr>
+        <w:t xml:space="preserve">.dbf</w:t>
+      </w:r>
+      <w:r>
+        <w:rPr>
+          <w:rFonts w:ascii="맑은 고딕" w:hAnsi="맑은 고딕" w:eastAsia="맑은 고딕"/>
+          <w:sz w:val="21"/>
+        </w:rPr>
+        <w:t xml:space="preserve">였다. OMF는 파일 종류를 확장자로도 구분한다.</w:t>
       </w:r>
     </w:p>
     <w:p>
@@ -243,7 +467,7 @@
           <w:b/>
           <w:sz w:val="21"/>
         </w:rPr>
-        <w:t>[하-12] 정답: ① PDB의 GUID</w:t>
+        <w:t>[하-12] 정답: ② PDB의 GUID</w:t>
       </w:r>
     </w:p>
     <w:p>
@@ -252,7 +476,35 @@
           <w:rFonts w:ascii="맑은 고딕" w:hAnsi="맑은 고딕" w:eastAsia="맑은 고딕"/>
           <w:sz w:val="21"/>
         </w:rPr>
-        <w:t>해설: 실측에서 `59F036501C3B321DE0633CE110ACEFEB`가 PDB$SEED, `59F053E76FBD3BA1E0633CE110ACE7E5`가 CHICAGO_PDB1이었다.</w:t>
+        <w:t xml:space="preserve">해설: 실측에서 </w:t>
+      </w:r>
+      <w:r>
+        <w:rPr>
+          <w:rFonts w:ascii="Consolas" w:hAnsi="Consolas" w:eastAsia="맑은 고딕"/>
+          <w:sz w:val="21"/>
+        </w:rPr>
+        <w:t xml:space="preserve">59F036501C3B321DE0633CE110ACEFEB</w:t>
+      </w:r>
+      <w:r>
+        <w:rPr>
+          <w:rFonts w:ascii="맑은 고딕" w:hAnsi="맑은 고딕" w:eastAsia="맑은 고딕"/>
+          <w:sz w:val="21"/>
+        </w:rPr>
+        <w:t xml:space="preserve">가 PDB$SEED, </w:t>
+      </w:r>
+      <w:r>
+        <w:rPr>
+          <w:rFonts w:ascii="Consolas" w:hAnsi="Consolas" w:eastAsia="맑은 고딕"/>
+          <w:sz w:val="21"/>
+        </w:rPr>
+        <w:t xml:space="preserve">59F053E76FBD3BA1E0633CE110ACE7E5</w:t>
+      </w:r>
+      <w:r>
+        <w:rPr>
+          <w:rFonts w:ascii="맑은 고딕" w:hAnsi="맑은 고딕" w:eastAsia="맑은 고딕"/>
+          <w:sz w:val="21"/>
+        </w:rPr>
+        <w:t xml:space="preserve">가 CHICAGO_PDB1이었다.</w:t>
       </w:r>
     </w:p>
     <w:p>
@@ -271,7 +523,21 @@
           <w:rFonts w:ascii="맑은 고딕" w:hAnsi="맑은 고딕" w:eastAsia="맑은 고딕"/>
           <w:sz w:val="21"/>
         </w:rPr>
-        <w:t>해설: `59F036501C3B321DE0633CE110ACEFEB`는 PDB$SEED다. 1852041610은 DBID, 1242322892는 incarnation 식별자다.</w:t>
+        <w:t xml:space="preserve">해설: </w:t>
+      </w:r>
+      <w:r>
+        <w:rPr>
+          <w:rFonts w:ascii="Consolas" w:hAnsi="Consolas" w:eastAsia="맑은 고딕"/>
+          <w:sz w:val="21"/>
+        </w:rPr>
+        <w:t xml:space="preserve">59F036501C3B321DE0633CE110ACEFEB</w:t>
+      </w:r>
+      <w:r>
+        <w:rPr>
+          <w:rFonts w:ascii="맑은 고딕" w:hAnsi="맑은 고딕" w:eastAsia="맑은 고딕"/>
+          <w:sz w:val="21"/>
+        </w:rPr>
+        <w:t xml:space="preserve">는 PDB$SEED다. 1852041610은 DBID, 1242322892는 incarnation 식별자다.</w:t>
       </w:r>
     </w:p>
     <w:p>
@@ -281,7 +547,7 @@
           <w:b/>
           <w:sz w:val="21"/>
         </w:rPr>
-        <w:t>[하-14] 정답: ① Primary와 같다 (1852041610)</w:t>
+        <w:t>[하-14] 정답: ④ Primary와 같다 (1852041610)</w:t>
       </w:r>
     </w:p>
     <w:p>
@@ -290,7 +556,21 @@
           <w:rFonts w:ascii="맑은 고딕" w:hAnsi="맑은 고딕" w:eastAsia="맑은 고딕"/>
           <w:sz w:val="21"/>
         </w:rPr>
-        <w:t>해설: `FOR STANDBY`의 효과이며 파일 배치 방식과 무관하다. 5장에서 만든 것도, 6장에서 다시 만든 것도, 컨트롤 파일을 옮긴 뒤에도 같다.</w:t>
+        <w:t xml:space="preserve">해설: </w:t>
+      </w:r>
+      <w:r>
+        <w:rPr>
+          <w:rFonts w:ascii="Consolas" w:hAnsi="Consolas" w:eastAsia="맑은 고딕"/>
+          <w:sz w:val="21"/>
+        </w:rPr>
+        <w:t xml:space="preserve">FOR STANDBY</w:t>
+      </w:r>
+      <w:r>
+        <w:rPr>
+          <w:rFonts w:ascii="맑은 고딕" w:hAnsi="맑은 고딕" w:eastAsia="맑은 고딕"/>
+          <w:sz w:val="21"/>
+        </w:rPr>
+        <w:t xml:space="preserve">의 효과이며 파일 배치 방식과 무관하다. 5장에서 만든 것도, 6장에서 다시 만든 것도, 컨트롤 파일을 옮긴 뒤에도 같다.</w:t>
       </w:r>
     </w:p>
     <w:p>
@@ -319,7 +599,7 @@
           <w:b/>
           <w:sz w:val="21"/>
         </w:rPr>
-        <w:t>[하-16] 정답: ① 가능하다</w:t>
+        <w:t>[하-16] 정답: ④ 가능하다</w:t>
       </w:r>
     </w:p>
     <w:p>
@@ -328,7 +608,21 @@
           <w:rFonts w:ascii="맑은 고딕" w:hAnsi="맑은 고딕" w:eastAsia="맑은 고딕"/>
           <w:sz w:val="21"/>
         </w:rPr>
-        <w:t>해설: 실습 환경이 그 경우다. chicago는 `db_create_file_dest`가 비어 있는 비OMF 구성이고 boston만 OMF다. 이 조합이 두 방식의 대비를 선명하게 해 준다.</w:t>
+        <w:t xml:space="preserve">해설: 실습 환경이 그 경우다. chicago는 </w:t>
+      </w:r>
+      <w:r>
+        <w:rPr>
+          <w:rFonts w:ascii="Consolas" w:hAnsi="Consolas" w:eastAsia="맑은 고딕"/>
+          <w:sz w:val="21"/>
+        </w:rPr>
+        <w:t xml:space="preserve">db_create_file_dest</w:t>
+      </w:r>
+      <w:r>
+        <w:rPr>
+          <w:rFonts w:ascii="맑은 고딕" w:hAnsi="맑은 고딕" w:eastAsia="맑은 고딕"/>
+          <w:sz w:val="21"/>
+        </w:rPr>
+        <w:t xml:space="preserve">가 비어 있는 비OMF 구성이고 boston만 OMF다. 이 조합이 두 방식의 대비를 선명하게 해 준다.</w:t>
       </w:r>
     </w:p>
     <w:p>
@@ -338,7 +632,7 @@
           <w:b/>
           <w:sz w:val="21"/>
         </w:rPr>
-        <w:t>[하-17] 정답: ① MOUNTED</w:t>
+        <w:t>[하-17] 정답: ④ MOUNTED</w:t>
       </w:r>
     </w:p>
     <w:p>
@@ -357,7 +651,7 @@
           <w:b/>
           <w:sz w:val="21"/>
         </w:rPr>
-        <w:t>[하-18] 정답: ① 컨트롤 파일 (경로를 SET으로 지정할 경우)</w:t>
+        <w:t>[하-18] 정답: ④ 컨트롤 파일 (경로를 SET으로 지정할 경우)</w:t>
       </w:r>
     </w:p>
     <w:p>
@@ -376,7 +670,7 @@
           <w:b/>
           <w:sz w:val="21"/>
         </w:rPr>
-        <w:t>[하-19] 정답: ① FRA — 아카이브 로그, 백업, 플래시백 로그</w:t>
+        <w:t>[하-19] 정답: ④ FRA — 아카이브 로그, 백업, 플래시백 로그</w:t>
       </w:r>
     </w:p>
     <w:p>
@@ -385,7 +679,21 @@
           <w:rFonts w:ascii="맑은 고딕" w:hAnsi="맑은 고딕" w:eastAsia="맑은 고딕"/>
           <w:sz w:val="21"/>
         </w:rPr>
-        <w:t>해설: 여기에 더해, `DB_CREATE_ONLINE_LOG_DEST_n`이 없으면 온라인 로그의 두 번째 멤버도 이곳에 만들어진다.</w:t>
+        <w:t xml:space="preserve">해설: 여기에 더해, </w:t>
+      </w:r>
+      <w:r>
+        <w:rPr>
+          <w:rFonts w:ascii="Consolas" w:hAnsi="Consolas" w:eastAsia="맑은 고딕"/>
+          <w:sz w:val="21"/>
+        </w:rPr>
+        <w:t xml:space="preserve">DB_CREATE_ONLINE_LOG_DEST_n</w:t>
+      </w:r>
+      <w:r>
+        <w:rPr>
+          <w:rFonts w:ascii="맑은 고딕" w:hAnsi="맑은 고딕" w:eastAsia="맑은 고딕"/>
+          <w:sz w:val="21"/>
+        </w:rPr>
+        <w:t xml:space="preserve">이 없으면 온라인 로그의 두 번째 멤버도 이곳에 만들어진다.</w:t>
       </w:r>
     </w:p>
     <w:p>
@@ -395,7 +703,7 @@
           <w:b/>
           <w:sz w:val="21"/>
         </w:rPr>
-        <w:t>[하-20] 정답: ① 15GB (15,360MB)</w:t>
+        <w:t>[하-20] 정답: ② 15GB (15,360MB)</w:t>
       </w:r>
     </w:p>
     <w:p>
@@ -404,7 +712,21 @@
           <w:rFonts w:ascii="맑은 고딕" w:hAnsi="맑은 고딕" w:eastAsia="맑은 고딕"/>
           <w:sz w:val="21"/>
         </w:rPr>
-        <w:t>해설: 실측 `V$RECOVERY_FILE_DEST`의 SPACE_LIMIT이 15,360MB, 사용량이 1,400MB로 9.11퍼센트였다.</w:t>
+        <w:t xml:space="preserve">해설: 실측 </w:t>
+      </w:r>
+      <w:r>
+        <w:rPr>
+          <w:rFonts w:ascii="Consolas" w:hAnsi="Consolas" w:eastAsia="맑은 고딕"/>
+          <w:sz w:val="21"/>
+        </w:rPr>
+        <w:t xml:space="preserve">V$RECOVERY_FILE_DEST</w:t>
+      </w:r>
+      <w:r>
+        <w:rPr>
+          <w:rFonts w:ascii="맑은 고딕" w:hAnsi="맑은 고딕" w:eastAsia="맑은 고딕"/>
+          <w:sz w:val="21"/>
+        </w:rPr>
+        <w:t xml:space="preserve">의 SPACE_LIMIT이 15,360MB, 사용량이 1,400MB로 9.11퍼센트였다.</w:t>
       </w:r>
     </w:p>
     <w:p>
@@ -422,7 +744,7 @@
           <w:b/>
           <w:sz w:val="21"/>
         </w:rPr>
-        <w:t>[중-01] 정답: ① 인스턴스가 뜨지 않는다</w:t>
+        <w:t>[중-01] 정답: ② 인스턴스가 뜨지 않는다</w:t>
       </w:r>
     </w:p>
     <w:p>
@@ -431,7 +753,21 @@
           <w:rFonts w:ascii="맑은 고딕" w:hAnsi="맑은 고딕" w:eastAsia="맑은 고딕"/>
           <w:sz w:val="21"/>
         </w:rPr>
-        <w:t>해설: `Process ID: 0 / Session ID: 0`까지 함께 출력된다. 프로세스가 만들어지지도 않았다는 뜻이다.</w:t>
+        <w:t xml:space="preserve">해설: </w:t>
+      </w:r>
+      <w:r>
+        <w:rPr>
+          <w:rFonts w:ascii="Consolas" w:hAnsi="Consolas" w:eastAsia="맑은 고딕"/>
+          <w:sz w:val="21"/>
+        </w:rPr>
+        <w:t xml:space="preserve">Process ID: 0 / Session ID: 0</w:t>
+      </w:r>
+      <w:r>
+        <w:rPr>
+          <w:rFonts w:ascii="맑은 고딕" w:hAnsi="맑은 고딕" w:eastAsia="맑은 고딕"/>
+          <w:sz w:val="21"/>
+        </w:rPr>
+        <w:t xml:space="preserve">까지 함께 출력된다. 프로세스가 만들어지지도 않았다는 뜻이다.</w:t>
       </w:r>
     </w:p>
     <w:p>
@@ -441,7 +777,7 @@
           <w:b/>
           <w:sz w:val="21"/>
         </w:rPr>
-        <w:t>[중-02] 정답: ① ORA-01261 + ORA-01262 + ORA-01034</w:t>
+        <w:t>[중-02] 정답: ③ ORA-01261 + ORA-01262 + ORA-01034</w:t>
       </w:r>
     </w:p>
     <w:p>
@@ -450,7 +786,21 @@
           <w:rFonts w:ascii="맑은 고딕" w:hAnsi="맑은 고딕" w:eastAsia="맑은 고딕"/>
           <w:sz w:val="21"/>
         </w:rPr>
-        <w:t>해설: 사이에 `Linux-x86_64 Error: 2: No such file or directory`가 끼어 있다. ORA-01262는 목적지 디렉터리에 stat()이 실패했다는 뜻이다.</w:t>
+        <w:t xml:space="preserve">해설: 사이에 </w:t>
+      </w:r>
+      <w:r>
+        <w:rPr>
+          <w:rFonts w:ascii="Consolas" w:hAnsi="Consolas" w:eastAsia="맑은 고딕"/>
+          <w:sz w:val="21"/>
+        </w:rPr>
+        <w:t xml:space="preserve">Linux-x86_64 Error: 2: No such file or directory</w:t>
+      </w:r>
+      <w:r>
+        <w:rPr>
+          <w:rFonts w:ascii="맑은 고딕" w:hAnsi="맑은 고딕" w:eastAsia="맑은 고딕"/>
+          <w:sz w:val="21"/>
+        </w:rPr>
+        <w:t xml:space="preserve">가 끼어 있다. ORA-01262는 목적지 디렉터리에 stat()이 실패했다는 뜻이다.</w:t>
       </w:r>
     </w:p>
     <w:p>
@@ -460,7 +810,7 @@
           <w:b/>
           <w:sz w:val="21"/>
         </w:rPr>
-        <w:t>[중-03] 정답: ① ENOENT — 경로가 없다</w:t>
+        <w:t>[중-03] 정답: ③ ENOENT — 경로가 없다</w:t>
       </w:r>
     </w:p>
     <w:p>
@@ -479,7 +829,7 @@
           <w:b/>
           <w:sz w:val="21"/>
         </w:rPr>
-        <w:t>[중-04] 정답: ① RMAN-03002: failure of allocate command</w:t>
+        <w:t>[중-04] 정답: ② RMAN-03002: failure of allocate command</w:t>
       </w:r>
     </w:p>
     <w:p>
@@ -488,7 +838,21 @@
           <w:rFonts w:ascii="맑은 고딕" w:hAnsi="맑은 고딕" w:eastAsia="맑은 고딕"/>
           <w:sz w:val="21"/>
         </w:rPr>
-        <w:t>해설: 5장의 실패는 모두 `failure of Duplicate Db command`였다. 복제 명령까지 가지 못하고 채널 할당에서 끝났다는 뜻이며, 뒤에 RMAN-06403과 RMAN-04006이 따른다.</w:t>
+        <w:t xml:space="preserve">해설: 5장의 실패는 모두 </w:t>
+      </w:r>
+      <w:r>
+        <w:rPr>
+          <w:rFonts w:ascii="Consolas" w:hAnsi="Consolas" w:eastAsia="맑은 고딕"/>
+          <w:sz w:val="21"/>
+        </w:rPr>
+        <w:t xml:space="preserve">failure of Duplicate Db command</w:t>
+      </w:r>
+      <w:r>
+        <w:rPr>
+          <w:rFonts w:ascii="맑은 고딕" w:hAnsi="맑은 고딕" w:eastAsia="맑은 고딕"/>
+          <w:sz w:val="21"/>
+        </w:rPr>
+        <w:t xml:space="preserve">였다. 복제 명령까지 가지 못하고 채널 할당에서 끝났다는 뜻이며, 뒤에 RMAN-06403과 RMAN-04006이 따른다.</w:t>
       </w:r>
     </w:p>
     <w:p>
@@ -498,7 +862,7 @@
           <w:b/>
           <w:sz w:val="21"/>
         </w:rPr>
-        <w:t>[중-05] 정답: ① SGA가 없다 — 인스턴스가 뜨지 않았다</w:t>
+        <w:t>[중-05] 정답: ④ SGA가 없다 — 인스턴스가 뜨지 않았다</w:t>
       </w:r>
     </w:p>
     <w:p>
@@ -517,7 +881,7 @@
           <w:b/>
           <w:sz w:val="21"/>
         </w:rPr>
-        <w:t>[중-06] 정답: ① 5장의 첫 번째 실패와 동일한 RMAN-05538 + RMAN-05001</w:t>
+        <w:t>[중-06] 정답: ② 5장의 첫 번째 실패와 동일한 RMAN-05538 + RMAN-05001</w:t>
       </w:r>
     </w:p>
     <w:p>
@@ -536,7 +900,7 @@
           <w:b/>
           <w:sz w:val="21"/>
         </w:rPr>
-        <w:t>[중-07] 정답: ① DB_CREATE_FILE_DEST와 DB_FILE_NAME_CONVERT는 같은 질문의 두 대답이다</w:t>
+        <w:t>[중-07] 정답: ② DB_CREATE_FILE_DEST와 DB_FILE_NAME_CONVERT는 같은 질문의 두 대답이다</w:t>
       </w:r>
     </w:p>
     <w:p>
@@ -555,7 +919,7 @@
           <w:b/>
           <w:sz w:val="21"/>
         </w:rPr>
-        <w:t>[중-08] 정답: ① 그룹 7개에 멤버가 2개씩이기 때문</w:t>
+        <w:t>[중-08] 정답: ③ 그룹 7개에 멤버가 2개씩이기 때문</w:t>
       </w:r>
     </w:p>
     <w:p>
@@ -564,7 +928,21 @@
           <w:rFonts w:ascii="맑은 고딕" w:hAnsi="맑은 고딕" w:eastAsia="맑은 고딕"/>
           <w:sz w:val="21"/>
         </w:rPr>
-        <w:t>해설: `V$LOG`의 MEMBERS 열이 2로 확인된다. 5장 구성에서는 7행이었다.</w:t>
+        <w:t xml:space="preserve">해설: </w:t>
+      </w:r>
+      <w:r>
+        <w:rPr>
+          <w:rFonts w:ascii="Consolas" w:hAnsi="Consolas" w:eastAsia="맑은 고딕"/>
+          <w:sz w:val="21"/>
+        </w:rPr>
+        <w:t xml:space="preserve">V$LOG</w:t>
+      </w:r>
+      <w:r>
+        <w:rPr>
+          <w:rFonts w:ascii="맑은 고딕" w:hAnsi="맑은 고딕" w:eastAsia="맑은 고딕"/>
+          <w:sz w:val="21"/>
+        </w:rPr>
+        <w:t xml:space="preserve">의 MEMBERS 열이 2로 확인된다. 5장 구성에서는 7행이었다.</w:t>
       </w:r>
     </w:p>
     <w:p>
@@ -612,7 +990,7 @@
           <w:b/>
           <w:sz w:val="21"/>
         </w:rPr>
-        <w:t>[중-11] 정답: ① DB_CREATE_ONLINE_LOG_DEST_1을 하나만 명시한다</w:t>
+        <w:t>[중-11] 정답: ④ DB_CREATE_ONLINE_LOG_DEST_1을 하나만 명시한다</w:t>
       </w:r>
     </w:p>
     <w:p>
@@ -631,7 +1009,7 @@
           <w:b/>
           <w:sz w:val="21"/>
         </w:rPr>
-        <w:t>[중-12] 정답: ① Primary 값이 그대로 상속되어 Chicago 경로를 가리킨다</w:t>
+        <w:t>[중-12] 정답: ② Primary 값이 그대로 상속되어 Chicago 경로를 가리킨다</w:t>
       </w:r>
     </w:p>
     <w:p>
@@ -640,7 +1018,35 @@
           <w:rFonts w:ascii="맑은 고딕" w:hAnsi="맑은 고딕" w:eastAsia="맑은 고딕"/>
           <w:sz w:val="21"/>
         </w:rPr>
-        <w:t>해설: 실측 `/u03/app/oracle/oradata/Chicago/control01.ctl`과 `/u03/app/oracle/fast_recovery_area/CHICAGO/control02.ctl`. 파일은 boston 서버에 있으나 디렉터리 이름이 Primary 것이다.</w:t>
+        <w:t xml:space="preserve">해설: 실측 </w:t>
+      </w:r>
+      <w:r>
+        <w:rPr>
+          <w:rFonts w:ascii="Consolas" w:hAnsi="Consolas" w:eastAsia="맑은 고딕"/>
+          <w:sz w:val="21"/>
+        </w:rPr>
+        <w:t xml:space="preserve">/u03/app/oracle/oradata/Chicago/control01.ctl</w:t>
+      </w:r>
+      <w:r>
+        <w:rPr>
+          <w:rFonts w:ascii="맑은 고딕" w:hAnsi="맑은 고딕" w:eastAsia="맑은 고딕"/>
+          <w:sz w:val="21"/>
+        </w:rPr>
+        <w:t xml:space="preserve">과 </w:t>
+      </w:r>
+      <w:r>
+        <w:rPr>
+          <w:rFonts w:ascii="Consolas" w:hAnsi="Consolas" w:eastAsia="맑은 고딕"/>
+          <w:sz w:val="21"/>
+        </w:rPr>
+        <w:t xml:space="preserve">/u03/app/oracle/fast_recovery_area/CHICAGO/control02.ctl</w:t>
+      </w:r>
+      <w:r>
+        <w:rPr>
+          <w:rFonts w:ascii="맑은 고딕" w:hAnsi="맑은 고딕" w:eastAsia="맑은 고딕"/>
+          <w:sz w:val="21"/>
+        </w:rPr>
+        <w:t xml:space="preserve">. 파일은 boston 서버에 있으나 디렉터리 이름이 Primary 것이다.</w:t>
       </w:r>
     </w:p>
     <w:p>
@@ -650,7 +1056,7 @@
           <w:b/>
           <w:sz w:val="21"/>
         </w:rPr>
-        <w:t>[중-13] 정답: ① 값이 비어 있을 때만</w:t>
+        <w:t>[중-13] 정답: ③ 값이 비어 있을 때만</w:t>
       </w:r>
     </w:p>
     <w:p>
@@ -669,7 +1075,7 @@
           <w:b/>
           <w:sz w:val="21"/>
         </w:rPr>
-        <w:t>[중-14] 정답: ① SPFILE (정적 파라미터이므로)</w:t>
+        <w:t>[중-14] 정답: ② SPFILE (정적 파라미터이므로)</w:t>
       </w:r>
     </w:p>
     <w:p>
@@ -716,7 +1122,21 @@
           <w:rFonts w:ascii="맑은 고딕" w:hAnsi="맑은 고딕" w:eastAsia="맑은 고딕"/>
           <w:sz w:val="21"/>
         </w:rPr>
-        <w:t>해설: `error in identifying control file`. 두 파일 중 하나만 없어도 발생한다. 다중화는 안전장치이지만 "하나만 살아 있으면 뜬다"는 뜻이 아니다.</w:t>
+        <w:t xml:space="preserve">해설: </w:t>
+      </w:r>
+      <w:r>
+        <w:rPr>
+          <w:rFonts w:ascii="Consolas" w:hAnsi="Consolas" w:eastAsia="맑은 고딕"/>
+          <w:sz w:val="21"/>
+        </w:rPr>
+        <w:t xml:space="preserve">error in identifying control file</w:t>
+      </w:r>
+      <w:r>
+        <w:rPr>
+          <w:rFonts w:ascii="맑은 고딕" w:hAnsi="맑은 고딕" w:eastAsia="맑은 고딕"/>
+          <w:sz w:val="21"/>
+        </w:rPr>
+        <w:t xml:space="preserve">. 두 파일 중 하나만 없어도 발생한다. 다중화는 안전장치이지만 "하나만 살아 있으면 뜬다"는 뜻이 아니다.</w:t>
       </w:r>
     </w:p>
     <w:p>
@@ -745,7 +1165,7 @@
           <w:b/>
           <w:sz w:val="21"/>
         </w:rPr>
-        <w:t>[중-18] 정답: ① ORA-16000 — 읽기 전용이다</w:t>
+        <w:t>[중-18] 정답: ② ORA-16000 — 읽기 전용이다</w:t>
       </w:r>
     </w:p>
     <w:p>
@@ -764,7 +1184,7 @@
           <w:b/>
           <w:sz w:val="21"/>
         </w:rPr>
-        <w:t>[중-19] 정답: ① ORA-02236 — 파일 이름이 없다</w:t>
+        <w:t>[중-19] 정답: ② ORA-02236 — 파일 이름이 없다</w:t>
       </w:r>
     </w:p>
     <w:p>
@@ -810,7 +1230,7 @@
           <w:b/>
           <w:sz w:val="21"/>
         </w:rPr>
-        <w:t>[상-01] 정답: ① DB_CREATE_FILE_DEST는 stat()으로 검증되지만 convert는 문자열 규칙일 뿐이다</w:t>
+        <w:t>[상-01] 정답: ④ DB_CREATE_FILE_DEST는 stat()으로 검증되지만 convert는 문자열 규칙일 뿐이다</w:t>
       </w:r>
     </w:p>
     <w:p>
@@ -819,7 +1239,21 @@
           <w:rFonts w:ascii="맑은 고딕" w:hAnsi="맑은 고딕" w:eastAsia="맑은 고딕"/>
           <w:sz w:val="21"/>
         </w:rPr>
-        <w:t>해설: 실측에서 `ALTER SYSTEM SET db_create_file_dest='/u03/nosuchdir'`조차 ORA-02097 + ORA-01261로 거부됐다. 오라클이 경로의 존재를 실제로 확인한다는 증거다.</w:t>
+        <w:t xml:space="preserve">해설: 실측에서 </w:t>
+      </w:r>
+      <w:r>
+        <w:rPr>
+          <w:rFonts w:ascii="Consolas" w:hAnsi="Consolas" w:eastAsia="맑은 고딕"/>
+          <w:sz w:val="21"/>
+        </w:rPr>
+        <w:t xml:space="preserve">ALTER SYSTEM SET db_create_file_dest='/u03/nosuchdir'</w:t>
+      </w:r>
+      <w:r>
+        <w:rPr>
+          <w:rFonts w:ascii="맑은 고딕" w:hAnsi="맑은 고딕" w:eastAsia="맑은 고딕"/>
+          <w:sz w:val="21"/>
+        </w:rPr>
+        <w:t xml:space="preserve">조차 ORA-02097 + ORA-01261로 거부됐다. 오라클이 경로의 존재를 실제로 확인한다는 증거다.</w:t>
       </w:r>
     </w:p>
     <w:p>
@@ -829,7 +1263,7 @@
           <w:b/>
           <w:sz w:val="21"/>
         </w:rPr>
-        <w:t>[상-02] 정답: ① 잔재 파일이 남지 않아 정리할 것이 없다</w:t>
+        <w:t>[상-02] 정답: ② 잔재 파일이 남지 않아 정리할 것이 없다</w:t>
       </w:r>
     </w:p>
     <w:p>
@@ -848,7 +1282,7 @@
           <w:b/>
           <w:sz w:val="21"/>
         </w:rPr>
-        <w:t>[상-03] 정답: ① PDB 이름은 바뀔 수 있지만 GUID는 바뀌지 않기 때문</w:t>
+        <w:t>[상-03] 정답: ③ PDB 이름은 바뀔 수 있지만 GUID는 바뀌지 않기 때문</w:t>
       </w:r>
     </w:p>
     <w:p>
@@ -886,7 +1320,39 @@
           <w:b/>
           <w:sz w:val="21"/>
         </w:rPr>
-        <w:t>[상-05] 정답: ① `set control_files` 없음 + `parameter_value_convert` 없음</w:t>
+        <w:t xml:space="preserve">[상-05] 정답: ④ </w:t>
+      </w:r>
+      <w:r>
+        <w:rPr>
+          <w:rFonts w:ascii="Consolas" w:hAnsi="Consolas" w:eastAsia="맑은 고딕"/>
+          <w:b/>
+          <w:sz w:val="21"/>
+        </w:rPr>
+        <w:t xml:space="preserve">set control_files</w:t>
+      </w:r>
+      <w:r>
+        <w:rPr>
+          <w:rFonts w:ascii="맑은 고딕" w:hAnsi="맑은 고딕" w:eastAsia="맑은 고딕"/>
+          <w:b/>
+          <w:sz w:val="21"/>
+        </w:rPr>
+        <w:t xml:space="preserve"> 없음 + </w:t>
+      </w:r>
+      <w:r>
+        <w:rPr>
+          <w:rFonts w:ascii="Consolas" w:hAnsi="Consolas" w:eastAsia="맑은 고딕"/>
+          <w:b/>
+          <w:sz w:val="21"/>
+        </w:rPr>
+        <w:t xml:space="preserve">parameter_value_convert</w:t>
+      </w:r>
+      <w:r>
+        <w:rPr>
+          <w:rFonts w:ascii="맑은 고딕" w:hAnsi="맑은 고딕" w:eastAsia="맑은 고딕"/>
+          <w:b/>
+          <w:sz w:val="21"/>
+        </w:rPr>
+        <w:t xml:space="preserve"> 없음</w:t>
       </w:r>
     </w:p>
     <w:p>
@@ -895,7 +1361,21 @@
           <w:rFonts w:ascii="맑은 고딕" w:hAnsi="맑은 고딕" w:eastAsia="맑은 고딕"/>
           <w:sz w:val="21"/>
         </w:rPr>
-        <w:t>해설: 5장 스크립트에는 `set control_files`가 있어 이 문제가 없었다. OMF 편 가이드가 그 줄을 지우면서 대체 수단을 두지 않은 것이 결함이다.</w:t>
+        <w:t xml:space="preserve">해설: 5장 스크립트에는 </w:t>
+      </w:r>
+      <w:r>
+        <w:rPr>
+          <w:rFonts w:ascii="Consolas" w:hAnsi="Consolas" w:eastAsia="맑은 고딕"/>
+          <w:sz w:val="21"/>
+        </w:rPr>
+        <w:t xml:space="preserve">set control_files</w:t>
+      </w:r>
+      <w:r>
+        <w:rPr>
+          <w:rFonts w:ascii="맑은 고딕" w:hAnsi="맑은 고딕" w:eastAsia="맑은 고딕"/>
+          <w:sz w:val="21"/>
+        </w:rPr>
+        <w:t xml:space="preserve">가 있어 이 문제가 없었다. OMF 편 가이드가 그 줄을 지우면서 대체 수단을 두지 않은 것이 결함이다.</w:t>
       </w:r>
     </w:p>
     <w:p>
@@ -905,7 +1385,7 @@
           <w:b/>
           <w:sz w:val="21"/>
         </w:rPr>
-        <w:t>[상-06] 정답: ① 복제 성능이 떨어진다</w:t>
+        <w:t>[상-06] 정답: ④ 복제 성능이 떨어진다</w:t>
       </w:r>
     </w:p>
     <w:p>
@@ -943,7 +1423,7 @@
           <w:b/>
           <w:sz w:val="21"/>
         </w:rPr>
-        <w:t>[상-08] 정답: ① auxiliary가 이미 spfile로 기동되어 SPFILE 절이 성립하지 않기 때문</w:t>
+        <w:t>[상-08] 정답: ③ auxiliary가 이미 spfile로 기동되어 SPFILE 절이 성립하지 않기 때문</w:t>
       </w:r>
     </w:p>
     <w:p>
@@ -962,7 +1442,7 @@
           <w:b/>
           <w:sz w:val="21"/>
         </w:rPr>
-        <w:t>[상-09] 정답: ① OMF가 이긴다</w:t>
+        <w:t>[상-09] 정답: ④ OMF가 이긴다</w:t>
       </w:r>
     </w:p>
     <w:p>
@@ -994,6 +1474,8 @@
       </w:r>
     </w:p>
     <w:sectPr>
+      <w:headerReference w:type="default" r:id="rId9"/>
+      <w:footerReference w:type="default" r:id="rId10"/>
       <w:pgSz w:w="12240" w:h="15840"/>
       <w:pgMar w:top="1440" w:right="1800" w:bottom="1440" w:left="1800" w:header="720" w:footer="720" w:gutter="0"/>
       <w:cols w:space="720"/>
@@ -1001,6 +1483,26 @@
     </w:sectPr>
   </w:body>
 </w:document>
+</file>
+
+<file path=word/footer1.xml><?xml version="1.0" encoding="utf-8"?>
+<w:ftr xmlns:m="http://schemas.openxmlformats.org/officeDocument/2006/math" xmlns:mc="http://schemas.openxmlformats.org/markup-compatibility/2006" xmlns:mo="http://schemas.microsoft.com/office/mac/office/2008/main" xmlns:mv="urn:schemas-microsoft-com:mac:vml" xmlns:o="urn:schemas-microsoft-com:office:office" xmlns:r="http://schemas.openxmlformats.org/officeDocument/2006/relationships" xmlns:v="urn:schemas-microsoft-com:vml" xmlns:w10="urn:schemas-microsoft-com:office:word" xmlns:w14="http://schemas.microsoft.com/office/word/2010/wordml" xmlns:w="http://schemas.openxmlformats.org/wordprocessingml/2006/main" xmlns:wne="http://schemas.microsoft.com/office/word/2006/wordml" xmlns:wp14="http://schemas.microsoft.com/office/word/2010/wordprocessingDrawing" xmlns:wp="http://schemas.openxmlformats.org/drawingml/2006/wordprocessingDrawing" xmlns:wpc="http://schemas.microsoft.com/office/word/2010/wordprocessingCanvas" xmlns:wpg="http://schemas.microsoft.com/office/word/2010/wordprocessingGroup" xmlns:wpi="http://schemas.microsoft.com/office/word/2010/wordprocessingInk" xmlns:wps="http://schemas.microsoft.com/office/word/2010/wordprocessingShape" mc:Ignorable="w14 wp14">
+  <w:p>
+    <w:pPr>
+      <w:pStyle w:val="Footer"/>
+    </w:pPr>
+  </w:p>
+</w:ftr>
+</file>
+
+<file path=word/header1.xml><?xml version="1.0" encoding="utf-8"?>
+<w:hdr xmlns:m="http://schemas.openxmlformats.org/officeDocument/2006/math" xmlns:mc="http://schemas.openxmlformats.org/markup-compatibility/2006" xmlns:mo="http://schemas.microsoft.com/office/mac/office/2008/main" xmlns:mv="urn:schemas-microsoft-com:mac:vml" xmlns:o="urn:schemas-microsoft-com:office:office" xmlns:r="http://schemas.openxmlformats.org/officeDocument/2006/relationships" xmlns:v="urn:schemas-microsoft-com:vml" xmlns:w10="urn:schemas-microsoft-com:office:word" xmlns:w14="http://schemas.microsoft.com/office/word/2010/wordml" xmlns:w="http://schemas.openxmlformats.org/wordprocessingml/2006/main" xmlns:wne="http://schemas.microsoft.com/office/word/2006/wordml" xmlns:wp14="http://schemas.microsoft.com/office/word/2010/wordprocessingDrawing" xmlns:wp="http://schemas.openxmlformats.org/drawingml/2006/wordprocessingDrawing" xmlns:wpc="http://schemas.microsoft.com/office/word/2010/wordprocessingCanvas" xmlns:wpg="http://schemas.microsoft.com/office/word/2010/wordprocessingGroup" xmlns:wpi="http://schemas.microsoft.com/office/word/2010/wordprocessingInk" xmlns:wps="http://schemas.microsoft.com/office/word/2010/wordprocessingShape" mc:Ignorable="w14 wp14">
+  <w:p>
+    <w:pPr>
+      <w:pStyle w:val="Header"/>
+    </w:pPr>
+  </w:p>
+</w:hdr>
 </file>
 
 <file path=word/numbering.xml><?xml version="1.0" encoding="utf-8"?>
